--- a/公司旅行管理系统项目式样书-副本.docx
+++ b/公司旅行管理系统项目式样书-副本.docx
@@ -37,23 +37,13 @@
           <w:sz w:val="30"/>
           <w:lang w:eastAsia="zh-CN"/>
         </w:rPr>
-        <w:t>1.</w:t>
+        <w:t>1.系统总体概述和目标</w:t>
       </w:r>
-      <w:r>
-        <w:rPr>
-          <w:rFonts w:ascii="宋体" w:eastAsia="宋体" w:hAnsi="宋体"/>
-          <w:color w:val="111827"/>
-          <w:sz w:val="30"/>
-          <w:lang w:eastAsia="zh-CN"/>
-        </w:rPr>
-        <w:t>系统总体概述和目标</w:t>
-      </w:r>
-      <w:bookmarkStart w:id="0" w:name="_GoBack"/>
-      <w:bookmarkEnd w:id="0"/>
     </w:p>
     <w:p>
       <w:pPr>
         <w:spacing w:after="60" w:line="288" w:lineRule="auto"/>
+        <w:ind w:firstLineChars="200" w:firstLine="420"/>
         <w:rPr>
           <w:lang w:eastAsia="zh-CN"/>
         </w:rPr>
@@ -95,24 +85,13 @@
         <w:rPr>
           <w:lang w:eastAsia="zh-CN"/>
         </w:rPr>
-        <w:t>完成权限校验、业务处理、数据保存和</w:t>
-      </w:r>
-      <w:r>
-        <w:rPr>
-          <w:lang w:eastAsia="zh-CN"/>
-        </w:rPr>
-        <w:t>PDF</w:t>
-      </w:r>
-      <w:r>
-        <w:rPr>
-          <w:lang w:eastAsia="zh-CN"/>
-        </w:rPr>
-        <w:t>文件处理。</w:t>
+        <w:t>完成权限校验、业务处理、数据保存和PDF文件处理。</w:t>
       </w:r>
     </w:p>
     <w:p>
       <w:pPr>
         <w:spacing w:after="60" w:line="288" w:lineRule="auto"/>
+        <w:ind w:firstLineChars="200" w:firstLine="420"/>
         <w:rPr>
           <w:lang w:eastAsia="zh-CN"/>
         </w:rPr>
@@ -139,16 +118,7 @@
           <w:sz w:val="24"/>
           <w:lang w:eastAsia="zh-CN"/>
         </w:rPr>
-        <w:t>1.1</w:t>
-      </w:r>
-      <w:r>
-        <w:rPr>
-          <w:rFonts w:ascii="宋体" w:eastAsia="宋体" w:hAnsi="宋体"/>
-          <w:color w:val="1F2937"/>
-          <w:sz w:val="24"/>
-          <w:lang w:eastAsia="zh-CN"/>
-        </w:rPr>
-        <w:t>软件版本和系统硬件要求</w:t>
+        <w:t>1.1软件版本和系统硬件要求</w:t>
       </w:r>
     </w:p>
     <w:tbl>
@@ -166,7 +136,7 @@
       <w:tr>
         <w:tc>
           <w:tcPr>
-            <w:tcW w:w="1304" w:type="dxa"/>
+            <w:tcW w:w="1292" w:type="dxa"/>
             <w:shd w:val="clear" w:color="auto" w:fill="D9EAF7"/>
             <w:vAlign w:val="center"/>
           </w:tcPr>
@@ -188,7 +158,7 @@
         </w:tc>
         <w:tc>
           <w:tcPr>
-            <w:tcW w:w="1814" w:type="dxa"/>
+            <w:tcW w:w="1798" w:type="dxa"/>
             <w:shd w:val="clear" w:color="auto" w:fill="D9EAF7"/>
             <w:vAlign w:val="center"/>
           </w:tcPr>
@@ -208,7 +178,7 @@
         </w:tc>
         <w:tc>
           <w:tcPr>
-            <w:tcW w:w="2608" w:type="dxa"/>
+            <w:tcW w:w="2597" w:type="dxa"/>
             <w:shd w:val="clear" w:color="auto" w:fill="D9EAF7"/>
             <w:vAlign w:val="center"/>
           </w:tcPr>
@@ -228,7 +198,7 @@
         </w:tc>
         <w:tc>
           <w:tcPr>
-            <w:tcW w:w="3515" w:type="dxa"/>
+            <w:tcW w:w="3487" w:type="dxa"/>
             <w:shd w:val="clear" w:color="auto" w:fill="D9EAF7"/>
             <w:vAlign w:val="center"/>
           </w:tcPr>
@@ -250,7 +220,7 @@
       <w:tr>
         <w:tc>
           <w:tcPr>
-            <w:tcW w:w="1304" w:type="dxa"/>
+            <w:tcW w:w="1292" w:type="dxa"/>
             <w:vAlign w:val="center"/>
           </w:tcPr>
           <w:p>
@@ -267,7 +237,7 @@
         </w:tc>
         <w:tc>
           <w:tcPr>
-            <w:tcW w:w="1814" w:type="dxa"/>
+            <w:tcW w:w="1798" w:type="dxa"/>
             <w:vAlign w:val="center"/>
           </w:tcPr>
           <w:p>
@@ -284,7 +254,7 @@
         </w:tc>
         <w:tc>
           <w:tcPr>
-            <w:tcW w:w="2608" w:type="dxa"/>
+            <w:tcW w:w="2597" w:type="dxa"/>
             <w:vAlign w:val="center"/>
           </w:tcPr>
           <w:p>
@@ -295,60 +265,24 @@
               <w:rPr>
                 <w:sz w:val="19"/>
               </w:rPr>
-              <w:t>Java</w:t>
-            </w:r>
+              <w:t>Java17</w:t>
+            </w:r>
+          </w:p>
+        </w:tc>
+        <w:tc>
+          <w:tcPr>
+            <w:tcW w:w="3487" w:type="dxa"/>
+            <w:vAlign w:val="center"/>
+          </w:tcPr>
+          <w:p>
+            <w:pPr>
+              <w:spacing w:line="252" w:lineRule="auto"/>
+            </w:pPr>
             <w:r>
               <w:rPr>
                 <w:sz w:val="19"/>
               </w:rPr>
-              <w:t>17</w:t>
-            </w:r>
-          </w:p>
-        </w:tc>
-        <w:tc>
-          <w:tcPr>
-            <w:tcW w:w="3515" w:type="dxa"/>
-            <w:vAlign w:val="center"/>
-          </w:tcPr>
-          <w:p>
-            <w:pPr>
-              <w:spacing w:line="252" w:lineRule="auto"/>
-            </w:pPr>
-            <w:r>
-              <w:rPr>
-                <w:sz w:val="19"/>
-              </w:rPr>
-              <w:t>后端工程</w:t>
-            </w:r>
-            <w:r>
-              <w:rPr>
-                <w:sz w:val="19"/>
-              </w:rPr>
-              <w:t>back-end</w:t>
-            </w:r>
-            <w:r>
-              <w:rPr>
-                <w:sz w:val="19"/>
-              </w:rPr>
-              <w:t>使用</w:t>
-            </w:r>
-            <w:r>
-              <w:rPr>
-                <w:sz w:val="19"/>
-              </w:rPr>
-              <w:t>Java</w:t>
-            </w:r>
-            <w:r>
-              <w:rPr>
-                <w:sz w:val="19"/>
-              </w:rPr>
-              <w:t>17</w:t>
-            </w:r>
-            <w:r>
-              <w:rPr>
-                <w:sz w:val="19"/>
-              </w:rPr>
-              <w:t>编译和运行。</w:t>
+              <w:t>后端工程back-end使用Java17编译和运行。</w:t>
             </w:r>
           </w:p>
         </w:tc>
@@ -356,7 +290,7 @@
       <w:tr>
         <w:tc>
           <w:tcPr>
-            <w:tcW w:w="1304" w:type="dxa"/>
+            <w:tcW w:w="1292" w:type="dxa"/>
             <w:vAlign w:val="center"/>
           </w:tcPr>
           <w:p>
@@ -373,7 +307,7 @@
         </w:tc>
         <w:tc>
           <w:tcPr>
-            <w:tcW w:w="1814" w:type="dxa"/>
+            <w:tcW w:w="1798" w:type="dxa"/>
             <w:vAlign w:val="center"/>
           </w:tcPr>
           <w:p>
@@ -390,7 +324,7 @@
         </w:tc>
         <w:tc>
           <w:tcPr>
-            <w:tcW w:w="2608" w:type="dxa"/>
+            <w:tcW w:w="2597" w:type="dxa"/>
             <w:vAlign w:val="center"/>
           </w:tcPr>
           <w:p>
@@ -401,67 +335,25 @@
               <w:rPr>
                 <w:sz w:val="19"/>
               </w:rPr>
-              <w:t>Spring</w:t>
-            </w:r>
+              <w:t>SpringBoot3.5.14</w:t>
+            </w:r>
+          </w:p>
+        </w:tc>
+        <w:tc>
+          <w:tcPr>
+            <w:tcW w:w="3487" w:type="dxa"/>
+            <w:vAlign w:val="center"/>
+          </w:tcPr>
+          <w:p>
+            <w:pPr>
+              <w:spacing w:line="252" w:lineRule="auto"/>
+            </w:pPr>
+            <w:proofErr w:type="spellStart"/>
             <w:r>
               <w:rPr>
                 <w:sz w:val="19"/>
               </w:rPr>
-              <w:t>Boot</w:t>
-            </w:r>
-            <w:r>
-              <w:rPr>
-                <w:sz w:val="19"/>
-              </w:rPr>
-              <w:t>3.5.14</w:t>
-            </w:r>
-          </w:p>
-        </w:tc>
-        <w:tc>
-          <w:tcPr>
-            <w:tcW w:w="3515" w:type="dxa"/>
-            <w:vAlign w:val="center"/>
-          </w:tcPr>
-          <w:p>
-            <w:pPr>
-              <w:spacing w:line="252" w:lineRule="auto"/>
-            </w:pPr>
-            <w:proofErr w:type="spellStart"/>
-            <w:r>
-              <w:rPr>
-                <w:sz w:val="19"/>
-              </w:rPr>
-              <w:t>提供</w:t>
-            </w:r>
-            <w:r>
-              <w:rPr>
-                <w:sz w:val="19"/>
-              </w:rPr>
-              <w:t>REST</w:t>
-            </w:r>
-            <w:r>
-              <w:rPr>
-                <w:sz w:val="19"/>
-              </w:rPr>
-              <w:t>API</w:t>
-            </w:r>
-            <w:r>
-              <w:rPr>
-                <w:sz w:val="19"/>
-              </w:rPr>
-              <w:t>、参数校验、</w:t>
-            </w:r>
-            <w:r>
-              <w:rPr>
-                <w:sz w:val="19"/>
-              </w:rPr>
-              <w:t>Session</w:t>
-            </w:r>
-            <w:r>
-              <w:rPr>
-                <w:sz w:val="19"/>
-              </w:rPr>
-              <w:t>和文件上传处理</w:t>
+              <w:t>提供RESTAPI、参数校验、Session和文件上传处理</w:t>
             </w:r>
             <w:proofErr w:type="spellEnd"/>
             <w:r>
@@ -476,7 +368,7 @@
       <w:tr>
         <w:tc>
           <w:tcPr>
-            <w:tcW w:w="1304" w:type="dxa"/>
+            <w:tcW w:w="1292" w:type="dxa"/>
             <w:vAlign w:val="center"/>
           </w:tcPr>
           <w:p>
@@ -493,7 +385,7 @@
         </w:tc>
         <w:tc>
           <w:tcPr>
-            <w:tcW w:w="1814" w:type="dxa"/>
+            <w:tcW w:w="1798" w:type="dxa"/>
             <w:vAlign w:val="center"/>
           </w:tcPr>
           <w:p>
@@ -510,7 +402,7 @@
         </w:tc>
         <w:tc>
           <w:tcPr>
-            <w:tcW w:w="2608" w:type="dxa"/>
+            <w:tcW w:w="2597" w:type="dxa"/>
             <w:vAlign w:val="center"/>
           </w:tcPr>
           <w:p>
@@ -521,19 +413,13 @@
               <w:rPr>
                 <w:sz w:val="19"/>
               </w:rPr>
-              <w:t>MyBatis</w:t>
-            </w:r>
-            <w:r>
-              <w:rPr>
-                <w:sz w:val="19"/>
-              </w:rPr>
-              <w:t>3.0.5</w:t>
-            </w:r>
-          </w:p>
-        </w:tc>
-        <w:tc>
-          <w:tcPr>
-            <w:tcW w:w="3515" w:type="dxa"/>
+              <w:t>MyBatis3.0.5</w:t>
+            </w:r>
+          </w:p>
+        </w:tc>
+        <w:tc>
+          <w:tcPr>
+            <w:tcW w:w="3487" w:type="dxa"/>
             <w:vAlign w:val="center"/>
           </w:tcPr>
           <w:p>
@@ -548,35 +434,198 @@
                 <w:sz w:val="19"/>
                 <w:lang w:eastAsia="zh-CN"/>
               </w:rPr>
-              <w:t>通过</w:t>
-            </w:r>
+              <w:t>通过Mapper访问MySQL数据表。</w:t>
+            </w:r>
+          </w:p>
+        </w:tc>
+      </w:tr>
+      <w:tr>
+        <w:tc>
+          <w:tcPr>
+            <w:tcW w:w="1292" w:type="dxa"/>
+            <w:vAlign w:val="center"/>
+          </w:tcPr>
+          <w:p>
+            <w:pPr>
+              <w:spacing w:line="252" w:lineRule="auto"/>
+            </w:pPr>
+            <w:proofErr w:type="spellStart"/>
+            <w:r>
+              <w:rPr>
+                <w:sz w:val="19"/>
+              </w:rPr>
+              <w:t>软件版本</w:t>
+            </w:r>
+            <w:proofErr w:type="spellEnd"/>
+          </w:p>
+        </w:tc>
+        <w:tc>
+          <w:tcPr>
+            <w:tcW w:w="1798" w:type="dxa"/>
+            <w:vAlign w:val="center"/>
+          </w:tcPr>
+          <w:p>
+            <w:pPr>
+              <w:spacing w:line="252" w:lineRule="auto"/>
+            </w:pPr>
+            <w:r>
+              <w:rPr>
+                <w:sz w:val="19"/>
+              </w:rPr>
+              <w:t>数据库</w:t>
+            </w:r>
+          </w:p>
+        </w:tc>
+        <w:tc>
+          <w:tcPr>
+            <w:tcW w:w="2597" w:type="dxa"/>
+            <w:vAlign w:val="center"/>
+          </w:tcPr>
+          <w:p>
+            <w:pPr>
+              <w:spacing w:line="252" w:lineRule="auto"/>
+            </w:pPr>
+            <w:r>
+              <w:rPr>
+                <w:sz w:val="19"/>
+              </w:rPr>
+              <w:t>MySQL8.0或兼容版本</w:t>
+            </w:r>
+          </w:p>
+        </w:tc>
+        <w:tc>
+          <w:tcPr>
+            <w:tcW w:w="3487" w:type="dxa"/>
+            <w:vAlign w:val="center"/>
+          </w:tcPr>
+          <w:p>
+            <w:pPr>
+              <w:spacing w:line="252" w:lineRule="auto"/>
+              <w:rPr>
+                <w:lang w:eastAsia="zh-CN"/>
+              </w:rPr>
+            </w:pPr>
             <w:r>
               <w:rPr>
                 <w:sz w:val="19"/>
                 <w:lang w:eastAsia="zh-CN"/>
               </w:rPr>
-              <w:t>Mapper</w:t>
-            </w:r>
+              <w:t>数据库名为</w:t>
+            </w:r>
+            <w:proofErr w:type="spellStart"/>
             <w:r>
               <w:rPr>
                 <w:sz w:val="19"/>
                 <w:lang w:eastAsia="zh-CN"/>
               </w:rPr>
-              <w:t>访问</w:t>
-            </w:r>
+              <w:t>db_travel</w:t>
+            </w:r>
+            <w:proofErr w:type="spellEnd"/>
             <w:r>
               <w:rPr>
                 <w:sz w:val="19"/>
                 <w:lang w:eastAsia="zh-CN"/>
               </w:rPr>
-              <w:t>MySQL</w:t>
-            </w:r>
-            <w:r>
-              <w:rPr>
+              <w:t>，连接密码按项目要求使用1234。</w:t>
+            </w:r>
+          </w:p>
+        </w:tc>
+      </w:tr>
+      <w:tr>
+        <w:tc>
+          <w:tcPr>
+            <w:tcW w:w="1292" w:type="dxa"/>
+            <w:vAlign w:val="center"/>
+          </w:tcPr>
+          <w:p>
+            <w:pPr>
+              <w:spacing w:line="252" w:lineRule="auto"/>
+            </w:pPr>
+            <w:proofErr w:type="spellStart"/>
+            <w:r>
+              <w:rPr>
+                <w:sz w:val="19"/>
+              </w:rPr>
+              <w:t>软件版本</w:t>
+            </w:r>
+            <w:proofErr w:type="spellEnd"/>
+          </w:p>
+        </w:tc>
+        <w:tc>
+          <w:tcPr>
+            <w:tcW w:w="1798" w:type="dxa"/>
+            <w:vAlign w:val="center"/>
+          </w:tcPr>
+          <w:p>
+            <w:pPr>
+              <w:spacing w:line="252" w:lineRule="auto"/>
+            </w:pPr>
+            <w:proofErr w:type="spellStart"/>
+            <w:r>
+              <w:rPr>
+                <w:sz w:val="19"/>
+              </w:rPr>
+              <w:t>Web容器</w:t>
+            </w:r>
+            <w:proofErr w:type="spellEnd"/>
+          </w:p>
+        </w:tc>
+        <w:tc>
+          <w:tcPr>
+            <w:tcW w:w="2597" w:type="dxa"/>
+            <w:vAlign w:val="center"/>
+          </w:tcPr>
+          <w:p>
+            <w:pPr>
+              <w:spacing w:line="252" w:lineRule="auto"/>
+            </w:pPr>
+            <w:r>
+              <w:rPr>
+                <w:sz w:val="19"/>
+              </w:rPr>
+              <w:t>Tomcat9</w:t>
+            </w:r>
+            <w:r>
+              <w:rPr>
+                <w:rFonts w:hint="eastAsia"/>
                 <w:sz w:val="19"/>
                 <w:lang w:eastAsia="zh-CN"/>
               </w:rPr>
-              <w:t>数据表。</w:t>
+              <w:t>.</w:t>
+            </w:r>
+            <w:r>
+              <w:rPr>
+                <w:sz w:val="19"/>
+                <w:lang w:eastAsia="zh-CN"/>
+              </w:rPr>
+              <w:t>0.118</w:t>
+            </w:r>
+            <w:r>
+              <w:rPr>
+                <w:sz w:val="19"/>
+              </w:rPr>
+              <w:t>或兼容版本</w:t>
+            </w:r>
+          </w:p>
+        </w:tc>
+        <w:tc>
+          <w:tcPr>
+            <w:tcW w:w="3487" w:type="dxa"/>
+            <w:vAlign w:val="center"/>
+          </w:tcPr>
+          <w:p>
+            <w:pPr>
+              <w:spacing w:line="252" w:lineRule="auto"/>
+              <w:rPr>
+                <w:lang w:eastAsia="zh-CN"/>
+              </w:rPr>
+            </w:pPr>
+            <w:r>
+              <w:rPr>
+                <w:sz w:val="19"/>
+                <w:lang w:eastAsia="zh-CN"/>
+              </w:rPr>
+              <w:t>用于部署前端JSP页面。</w:t>
             </w:r>
           </w:p>
         </w:tc>
@@ -584,24 +633,26 @@
       <w:tr>
         <w:tc>
           <w:tcPr>
-            <w:tcW w:w="1304" w:type="dxa"/>
-            <w:vAlign w:val="center"/>
-          </w:tcPr>
-          <w:p>
-            <w:pPr>
-              <w:spacing w:line="252" w:lineRule="auto"/>
-            </w:pPr>
+            <w:tcW w:w="1292" w:type="dxa"/>
+            <w:vAlign w:val="center"/>
+          </w:tcPr>
+          <w:p>
+            <w:pPr>
+              <w:spacing w:line="252" w:lineRule="auto"/>
+            </w:pPr>
+            <w:proofErr w:type="spellStart"/>
             <w:r>
               <w:rPr>
                 <w:sz w:val="19"/>
               </w:rPr>
-              <w:t>软件版本</w:t>
-            </w:r>
-          </w:p>
-        </w:tc>
-        <w:tc>
-          <w:tcPr>
-            <w:tcW w:w="1814" w:type="dxa"/>
+              <w:t>硬件要求</w:t>
+            </w:r>
+            <w:proofErr w:type="spellEnd"/>
+          </w:p>
+        </w:tc>
+        <w:tc>
+          <w:tcPr>
+            <w:tcW w:w="1798" w:type="dxa"/>
             <w:vAlign w:val="center"/>
           </w:tcPr>
           <w:p>
@@ -612,13 +663,13 @@
               <w:rPr>
                 <w:sz w:val="19"/>
               </w:rPr>
-              <w:t>数据库</w:t>
-            </w:r>
-          </w:p>
-        </w:tc>
-        <w:tc>
-          <w:tcPr>
-            <w:tcW w:w="2608" w:type="dxa"/>
+              <w:t>CPU</w:t>
+            </w:r>
+          </w:p>
+        </w:tc>
+        <w:tc>
+          <w:tcPr>
+            <w:tcW w:w="2597" w:type="dxa"/>
             <w:vAlign w:val="center"/>
           </w:tcPr>
           <w:p>
@@ -629,25 +680,65 @@
               <w:rPr>
                 <w:sz w:val="19"/>
               </w:rPr>
-              <w:t>MySQL</w:t>
-            </w:r>
+              <w:t>Intel i7-12700</w:t>
+            </w:r>
+          </w:p>
+        </w:tc>
+        <w:tc>
+          <w:tcPr>
+            <w:tcW w:w="3487" w:type="dxa"/>
+            <w:vAlign w:val="center"/>
+          </w:tcPr>
+          <w:p>
+            <w:pPr>
+              <w:spacing w:line="252" w:lineRule="auto"/>
+              <w:rPr>
+                <w:lang w:eastAsia="zh-CN"/>
+              </w:rPr>
+            </w:pPr>
+          </w:p>
+        </w:tc>
+      </w:tr>
+      <w:tr>
+        <w:tc>
+          <w:tcPr>
+            <w:tcW w:w="1292" w:type="dxa"/>
+            <w:vAlign w:val="center"/>
+          </w:tcPr>
+          <w:p>
+            <w:pPr>
+              <w:spacing w:line="252" w:lineRule="auto"/>
+            </w:pPr>
+            <w:proofErr w:type="spellStart"/>
             <w:r>
               <w:rPr>
                 <w:sz w:val="19"/>
               </w:rPr>
-              <w:t>8.0</w:t>
-            </w:r>
+              <w:t>硬件要求</w:t>
+            </w:r>
+            <w:proofErr w:type="spellEnd"/>
+          </w:p>
+        </w:tc>
+        <w:tc>
+          <w:tcPr>
+            <w:tcW w:w="1798" w:type="dxa"/>
+            <w:vAlign w:val="center"/>
+          </w:tcPr>
+          <w:p>
+            <w:pPr>
+              <w:spacing w:line="252" w:lineRule="auto"/>
+            </w:pPr>
             <w:r>
               <w:rPr>
                 <w:sz w:val="19"/>
               </w:rPr>
-              <w:t>或兼容版本</w:t>
-            </w:r>
-          </w:p>
-        </w:tc>
-        <w:tc>
-          <w:tcPr>
-            <w:tcW w:w="3515" w:type="dxa"/>
+              <w:t>内存</w:t>
+            </w:r>
+          </w:p>
+        </w:tc>
+        <w:tc>
+          <w:tcPr>
+            <w:tcW w:w="2597" w:type="dxa"/>
             <w:vAlign w:val="center"/>
           </w:tcPr>
           <w:p>
@@ -662,897 +753,35 @@
                 <w:sz w:val="19"/>
                 <w:lang w:eastAsia="zh-CN"/>
               </w:rPr>
-              <w:t>数据库名为</w:t>
-            </w:r>
-            <w:proofErr w:type="spellStart"/>
+              <w:t>建议8GB</w:t>
+            </w:r>
             <w:r>
               <w:rPr>
                 <w:sz w:val="19"/>
                 <w:lang w:eastAsia="zh-CN"/>
               </w:rPr>
-              <w:t>db_travel</w:t>
-            </w:r>
-            <w:proofErr w:type="spellEnd"/>
+              <w:t>及以上</w:t>
+            </w:r>
+          </w:p>
+        </w:tc>
+        <w:tc>
+          <w:tcPr>
+            <w:tcW w:w="3487" w:type="dxa"/>
+            <w:vAlign w:val="center"/>
+          </w:tcPr>
+          <w:p>
+            <w:pPr>
+              <w:spacing w:line="252" w:lineRule="auto"/>
+              <w:rPr>
+                <w:lang w:eastAsia="zh-CN"/>
+              </w:rPr>
+            </w:pPr>
             <w:r>
               <w:rPr>
                 <w:sz w:val="19"/>
                 <w:lang w:eastAsia="zh-CN"/>
               </w:rPr>
-              <w:t>，连接密码按项目要求使用</w:t>
-            </w:r>
-            <w:r>
-              <w:rPr>
-                <w:sz w:val="19"/>
-                <w:lang w:eastAsia="zh-CN"/>
-              </w:rPr>
-              <w:t>1234</w:t>
-            </w:r>
-            <w:r>
-              <w:rPr>
-                <w:sz w:val="19"/>
-                <w:lang w:eastAsia="zh-CN"/>
-              </w:rPr>
-              <w:t>。</w:t>
-            </w:r>
-          </w:p>
-        </w:tc>
-      </w:tr>
-      <w:tr>
-        <w:tc>
-          <w:tcPr>
-            <w:tcW w:w="1304" w:type="dxa"/>
-            <w:vAlign w:val="center"/>
-          </w:tcPr>
-          <w:p>
-            <w:pPr>
-              <w:spacing w:line="252" w:lineRule="auto"/>
-            </w:pPr>
-            <w:proofErr w:type="spellStart"/>
-            <w:r>
-              <w:rPr>
-                <w:sz w:val="19"/>
-              </w:rPr>
-              <w:t>软件版本</w:t>
-            </w:r>
-            <w:proofErr w:type="spellEnd"/>
-          </w:p>
-        </w:tc>
-        <w:tc>
-          <w:tcPr>
-            <w:tcW w:w="1814" w:type="dxa"/>
-            <w:vAlign w:val="center"/>
-          </w:tcPr>
-          <w:p>
-            <w:pPr>
-              <w:spacing w:line="252" w:lineRule="auto"/>
-            </w:pPr>
-            <w:r>
-              <w:rPr>
-                <w:sz w:val="19"/>
-              </w:rPr>
-              <w:t>前端技术</w:t>
-            </w:r>
-          </w:p>
-        </w:tc>
-        <w:tc>
-          <w:tcPr>
-            <w:tcW w:w="2608" w:type="dxa"/>
-            <w:vAlign w:val="center"/>
-          </w:tcPr>
-          <w:p>
-            <w:pPr>
-              <w:spacing w:line="252" w:lineRule="auto"/>
-            </w:pPr>
-            <w:r>
-              <w:rPr>
-                <w:sz w:val="19"/>
-              </w:rPr>
-              <w:t>JSP</w:t>
-            </w:r>
-            <w:r>
-              <w:rPr>
-                <w:sz w:val="19"/>
-              </w:rPr>
-              <w:t>、</w:t>
-            </w:r>
-            <w:r>
-              <w:rPr>
-                <w:sz w:val="19"/>
-              </w:rPr>
-              <w:t>HTML</w:t>
-            </w:r>
-            <w:r>
-              <w:rPr>
-                <w:sz w:val="19"/>
-              </w:rPr>
-              <w:t>、</w:t>
-            </w:r>
-            <w:r>
-              <w:rPr>
-                <w:sz w:val="19"/>
-              </w:rPr>
-              <w:t>CSS</w:t>
-            </w:r>
-            <w:r>
-              <w:rPr>
-                <w:sz w:val="19"/>
-              </w:rPr>
-              <w:t>、</w:t>
-            </w:r>
-            <w:r>
-              <w:rPr>
-                <w:sz w:val="19"/>
-              </w:rPr>
-              <w:t>JavaScript</w:t>
-            </w:r>
-          </w:p>
-        </w:tc>
-        <w:tc>
-          <w:tcPr>
-            <w:tcW w:w="3515" w:type="dxa"/>
-            <w:vAlign w:val="center"/>
-          </w:tcPr>
-          <w:p>
-            <w:pPr>
-              <w:spacing w:line="252" w:lineRule="auto"/>
-            </w:pPr>
-            <w:proofErr w:type="spellStart"/>
-            <w:r>
-              <w:rPr>
-                <w:sz w:val="19"/>
-              </w:rPr>
-              <w:t>前端工程</w:t>
-            </w:r>
-            <w:r>
-              <w:rPr>
-                <w:sz w:val="19"/>
-              </w:rPr>
-              <w:t>front-end</w:t>
-            </w:r>
-            <w:r>
-              <w:rPr>
-                <w:sz w:val="19"/>
-              </w:rPr>
-              <w:t>打包为</w:t>
-            </w:r>
-            <w:r>
-              <w:rPr>
-                <w:sz w:val="19"/>
-              </w:rPr>
-              <w:t>WAR</w:t>
-            </w:r>
-            <w:r>
-              <w:rPr>
-                <w:sz w:val="19"/>
-              </w:rPr>
-              <w:t>后部署</w:t>
-            </w:r>
-            <w:proofErr w:type="spellEnd"/>
-            <w:r>
-              <w:rPr>
-                <w:sz w:val="19"/>
-              </w:rPr>
-              <w:t>。</w:t>
-            </w:r>
-          </w:p>
-        </w:tc>
-      </w:tr>
-      <w:tr>
-        <w:tc>
-          <w:tcPr>
-            <w:tcW w:w="1304" w:type="dxa"/>
-            <w:vAlign w:val="center"/>
-          </w:tcPr>
-          <w:p>
-            <w:pPr>
-              <w:spacing w:line="252" w:lineRule="auto"/>
-            </w:pPr>
-            <w:r>
-              <w:rPr>
-                <w:sz w:val="19"/>
-              </w:rPr>
-              <w:t>软件版本</w:t>
-            </w:r>
-          </w:p>
-        </w:tc>
-        <w:tc>
-          <w:tcPr>
-            <w:tcW w:w="1814" w:type="dxa"/>
-            <w:vAlign w:val="center"/>
-          </w:tcPr>
-          <w:p>
-            <w:pPr>
-              <w:spacing w:line="252" w:lineRule="auto"/>
-            </w:pPr>
-            <w:proofErr w:type="spellStart"/>
-            <w:r>
-              <w:rPr>
-                <w:sz w:val="19"/>
-              </w:rPr>
-              <w:t>Web</w:t>
-            </w:r>
-            <w:r>
-              <w:rPr>
-                <w:sz w:val="19"/>
-              </w:rPr>
-              <w:t>容器</w:t>
-            </w:r>
-            <w:proofErr w:type="spellEnd"/>
-          </w:p>
-        </w:tc>
-        <w:tc>
-          <w:tcPr>
-            <w:tcW w:w="2608" w:type="dxa"/>
-            <w:vAlign w:val="center"/>
-          </w:tcPr>
-          <w:p>
-            <w:pPr>
-              <w:spacing w:line="252" w:lineRule="auto"/>
-            </w:pPr>
-            <w:r>
-              <w:rPr>
-                <w:sz w:val="19"/>
-              </w:rPr>
-              <w:t>Tomcat</w:t>
-            </w:r>
-            <w:r>
-              <w:rPr>
-                <w:sz w:val="19"/>
-              </w:rPr>
-              <w:t>10</w:t>
-            </w:r>
-            <w:r>
-              <w:rPr>
-                <w:sz w:val="19"/>
-              </w:rPr>
-              <w:t>或兼容</w:t>
-            </w:r>
-            <w:r>
-              <w:rPr>
-                <w:sz w:val="19"/>
-              </w:rPr>
-              <w:t>Servlet</w:t>
-            </w:r>
-            <w:r>
-              <w:rPr>
-                <w:sz w:val="19"/>
-              </w:rPr>
-              <w:t>6.1</w:t>
-            </w:r>
-            <w:r>
-              <w:rPr>
-                <w:sz w:val="19"/>
-              </w:rPr>
-              <w:t>容器</w:t>
-            </w:r>
-          </w:p>
-        </w:tc>
-        <w:tc>
-          <w:tcPr>
-            <w:tcW w:w="3515" w:type="dxa"/>
-            <w:vAlign w:val="center"/>
-          </w:tcPr>
-          <w:p>
-            <w:pPr>
-              <w:spacing w:line="252" w:lineRule="auto"/>
-              <w:rPr>
-                <w:lang w:eastAsia="zh-CN"/>
-              </w:rPr>
-            </w:pPr>
-            <w:r>
-              <w:rPr>
-                <w:sz w:val="19"/>
-                <w:lang w:eastAsia="zh-CN"/>
-              </w:rPr>
-              <w:t>用于部署前端</w:t>
-            </w:r>
-            <w:r>
-              <w:rPr>
-                <w:sz w:val="19"/>
-                <w:lang w:eastAsia="zh-CN"/>
-              </w:rPr>
-              <w:t>JSP</w:t>
-            </w:r>
-            <w:r>
-              <w:rPr>
-                <w:sz w:val="19"/>
-                <w:lang w:eastAsia="zh-CN"/>
-              </w:rPr>
-              <w:t>页面。</w:t>
-            </w:r>
-          </w:p>
-        </w:tc>
-      </w:tr>
-      <w:tr>
-        <w:tc>
-          <w:tcPr>
-            <w:tcW w:w="1304" w:type="dxa"/>
-            <w:vAlign w:val="center"/>
-          </w:tcPr>
-          <w:p>
-            <w:pPr>
-              <w:spacing w:line="252" w:lineRule="auto"/>
-            </w:pPr>
-            <w:r>
-              <w:rPr>
-                <w:sz w:val="19"/>
-              </w:rPr>
-              <w:t>软件版本</w:t>
-            </w:r>
-          </w:p>
-        </w:tc>
-        <w:tc>
-          <w:tcPr>
-            <w:tcW w:w="1814" w:type="dxa"/>
-            <w:vAlign w:val="center"/>
-          </w:tcPr>
-          <w:p>
-            <w:pPr>
-              <w:spacing w:line="252" w:lineRule="auto"/>
-            </w:pPr>
-            <w:proofErr w:type="spellStart"/>
-            <w:r>
-              <w:rPr>
-                <w:sz w:val="19"/>
-              </w:rPr>
-              <w:t>PDF</w:t>
-            </w:r>
-            <w:r>
-              <w:rPr>
-                <w:sz w:val="19"/>
-              </w:rPr>
-              <w:t>组件</w:t>
-            </w:r>
-            <w:proofErr w:type="spellEnd"/>
-          </w:p>
-        </w:tc>
-        <w:tc>
-          <w:tcPr>
-            <w:tcW w:w="2608" w:type="dxa"/>
-            <w:vAlign w:val="center"/>
-          </w:tcPr>
-          <w:p>
-            <w:pPr>
-              <w:spacing w:line="252" w:lineRule="auto"/>
-            </w:pPr>
-            <w:r>
-              <w:rPr>
-                <w:sz w:val="19"/>
-              </w:rPr>
-              <w:t>OpenPDF</w:t>
-            </w:r>
-            <w:r>
-              <w:rPr>
-                <w:sz w:val="19"/>
-              </w:rPr>
-              <w:t>2.0.3</w:t>
-            </w:r>
-          </w:p>
-        </w:tc>
-        <w:tc>
-          <w:tcPr>
-            <w:tcW w:w="3515" w:type="dxa"/>
-            <w:vAlign w:val="center"/>
-          </w:tcPr>
-          <w:p>
-            <w:pPr>
-              <w:spacing w:line="252" w:lineRule="auto"/>
-              <w:rPr>
-                <w:lang w:eastAsia="zh-CN"/>
-              </w:rPr>
-            </w:pPr>
-            <w:r>
-              <w:rPr>
-                <w:sz w:val="19"/>
-                <w:lang w:eastAsia="zh-CN"/>
-              </w:rPr>
-              <w:t>用于导出我的申请</w:t>
-            </w:r>
-            <w:r>
-              <w:rPr>
-                <w:sz w:val="19"/>
-                <w:lang w:eastAsia="zh-CN"/>
-              </w:rPr>
-              <w:t>PDF</w:t>
-            </w:r>
-            <w:r>
-              <w:rPr>
-                <w:sz w:val="19"/>
-                <w:lang w:eastAsia="zh-CN"/>
-              </w:rPr>
-              <w:t>文件。</w:t>
-            </w:r>
-          </w:p>
-        </w:tc>
-      </w:tr>
-      <w:tr>
-        <w:tc>
-          <w:tcPr>
-            <w:tcW w:w="1304" w:type="dxa"/>
-            <w:vAlign w:val="center"/>
-          </w:tcPr>
-          <w:p>
-            <w:pPr>
-              <w:spacing w:line="252" w:lineRule="auto"/>
-            </w:pPr>
-            <w:proofErr w:type="spellStart"/>
-            <w:r>
-              <w:rPr>
-                <w:sz w:val="19"/>
-              </w:rPr>
-              <w:t>硬件要求</w:t>
-            </w:r>
-            <w:proofErr w:type="spellEnd"/>
-          </w:p>
-        </w:tc>
-        <w:tc>
-          <w:tcPr>
-            <w:tcW w:w="1814" w:type="dxa"/>
-            <w:vAlign w:val="center"/>
-          </w:tcPr>
-          <w:p>
-            <w:pPr>
-              <w:spacing w:line="252" w:lineRule="auto"/>
-            </w:pPr>
-            <w:r>
-              <w:rPr>
-                <w:sz w:val="19"/>
-              </w:rPr>
-              <w:t>CPU</w:t>
-            </w:r>
-          </w:p>
-        </w:tc>
-        <w:tc>
-          <w:tcPr>
-            <w:tcW w:w="2608" w:type="dxa"/>
-            <w:vAlign w:val="center"/>
-          </w:tcPr>
-          <w:p>
-            <w:pPr>
-              <w:spacing w:line="252" w:lineRule="auto"/>
-            </w:pPr>
-            <w:r>
-              <w:rPr>
-                <w:sz w:val="19"/>
-              </w:rPr>
-              <w:t>2</w:t>
-            </w:r>
-            <w:r>
-              <w:rPr>
-                <w:sz w:val="19"/>
-              </w:rPr>
-              <w:t>核及以上</w:t>
-            </w:r>
-          </w:p>
-        </w:tc>
-        <w:tc>
-          <w:tcPr>
-            <w:tcW w:w="3515" w:type="dxa"/>
-            <w:vAlign w:val="center"/>
-          </w:tcPr>
-          <w:p>
-            <w:pPr>
-              <w:spacing w:line="252" w:lineRule="auto"/>
-              <w:rPr>
-                <w:lang w:eastAsia="zh-CN"/>
-              </w:rPr>
-            </w:pPr>
-            <w:r>
-              <w:rPr>
-                <w:sz w:val="19"/>
-                <w:lang w:eastAsia="zh-CN"/>
-              </w:rPr>
-              <w:t>开发、测试和小规模内部使用建议配置。</w:t>
-            </w:r>
-          </w:p>
-        </w:tc>
-      </w:tr>
-      <w:tr>
-        <w:tc>
-          <w:tcPr>
-            <w:tcW w:w="1304" w:type="dxa"/>
-            <w:vAlign w:val="center"/>
-          </w:tcPr>
-          <w:p>
-            <w:pPr>
-              <w:spacing w:line="252" w:lineRule="auto"/>
-            </w:pPr>
-            <w:proofErr w:type="spellStart"/>
-            <w:r>
-              <w:rPr>
-                <w:sz w:val="19"/>
-              </w:rPr>
-              <w:t>硬件要求</w:t>
-            </w:r>
-            <w:proofErr w:type="spellEnd"/>
-          </w:p>
-        </w:tc>
-        <w:tc>
-          <w:tcPr>
-            <w:tcW w:w="1814" w:type="dxa"/>
-            <w:vAlign w:val="center"/>
-          </w:tcPr>
-          <w:p>
-            <w:pPr>
-              <w:spacing w:line="252" w:lineRule="auto"/>
-            </w:pPr>
-            <w:r>
-              <w:rPr>
-                <w:sz w:val="19"/>
-              </w:rPr>
-              <w:t>内存</w:t>
-            </w:r>
-          </w:p>
-        </w:tc>
-        <w:tc>
-          <w:tcPr>
-            <w:tcW w:w="2608" w:type="dxa"/>
-            <w:vAlign w:val="center"/>
-          </w:tcPr>
-          <w:p>
-            <w:pPr>
-              <w:spacing w:line="252" w:lineRule="auto"/>
-            </w:pPr>
-            <w:r>
-              <w:rPr>
-                <w:sz w:val="19"/>
-              </w:rPr>
-              <w:t>4GB</w:t>
-            </w:r>
-            <w:r>
-              <w:rPr>
-                <w:sz w:val="19"/>
-              </w:rPr>
-              <w:t>及以上，建议</w:t>
-            </w:r>
-            <w:r>
-              <w:rPr>
-                <w:sz w:val="19"/>
-              </w:rPr>
-              <w:t>8GB</w:t>
-            </w:r>
-          </w:p>
-        </w:tc>
-        <w:tc>
-          <w:tcPr>
-            <w:tcW w:w="3515" w:type="dxa"/>
-            <w:vAlign w:val="center"/>
-          </w:tcPr>
-          <w:p>
-            <w:pPr>
-              <w:spacing w:line="252" w:lineRule="auto"/>
-              <w:rPr>
-                <w:lang w:eastAsia="zh-CN"/>
-              </w:rPr>
-            </w:pPr>
-            <w:r>
-              <w:rPr>
-                <w:sz w:val="19"/>
-                <w:lang w:eastAsia="zh-CN"/>
-              </w:rPr>
               <w:t>需同时运行前端容器、后端服务和数据库。</w:t>
-            </w:r>
-          </w:p>
-        </w:tc>
-      </w:tr>
-      <w:tr>
-        <w:tc>
-          <w:tcPr>
-            <w:tcW w:w="1304" w:type="dxa"/>
-            <w:vAlign w:val="center"/>
-          </w:tcPr>
-          <w:p>
-            <w:pPr>
-              <w:spacing w:line="252" w:lineRule="auto"/>
-            </w:pPr>
-            <w:proofErr w:type="spellStart"/>
-            <w:r>
-              <w:rPr>
-                <w:sz w:val="19"/>
-              </w:rPr>
-              <w:t>硬件要求</w:t>
-            </w:r>
-            <w:proofErr w:type="spellEnd"/>
-          </w:p>
-        </w:tc>
-        <w:tc>
-          <w:tcPr>
-            <w:tcW w:w="1814" w:type="dxa"/>
-            <w:vAlign w:val="center"/>
-          </w:tcPr>
-          <w:p>
-            <w:pPr>
-              <w:spacing w:line="252" w:lineRule="auto"/>
-            </w:pPr>
-            <w:r>
-              <w:rPr>
-                <w:sz w:val="19"/>
-              </w:rPr>
-              <w:t>磁盘</w:t>
-            </w:r>
-          </w:p>
-        </w:tc>
-        <w:tc>
-          <w:tcPr>
-            <w:tcW w:w="2608" w:type="dxa"/>
-            <w:vAlign w:val="center"/>
-          </w:tcPr>
-          <w:p>
-            <w:pPr>
-              <w:spacing w:line="252" w:lineRule="auto"/>
-            </w:pPr>
-            <w:r>
-              <w:rPr>
-                <w:sz w:val="19"/>
-              </w:rPr>
-              <w:t>10GB</w:t>
-            </w:r>
-            <w:r>
-              <w:rPr>
-                <w:sz w:val="19"/>
-              </w:rPr>
-              <w:t>及以上可用空间</w:t>
-            </w:r>
-          </w:p>
-        </w:tc>
-        <w:tc>
-          <w:tcPr>
-            <w:tcW w:w="3515" w:type="dxa"/>
-            <w:vAlign w:val="center"/>
-          </w:tcPr>
-          <w:p>
-            <w:pPr>
-              <w:spacing w:line="252" w:lineRule="auto"/>
-              <w:rPr>
-                <w:lang w:eastAsia="zh-CN"/>
-              </w:rPr>
-            </w:pPr>
-            <w:r>
-              <w:rPr>
-                <w:sz w:val="19"/>
-                <w:lang w:eastAsia="zh-CN"/>
-              </w:rPr>
-              <w:t>用于项目部署、数据库数据和</w:t>
-            </w:r>
-            <w:r>
-              <w:rPr>
-                <w:sz w:val="19"/>
-                <w:lang w:eastAsia="zh-CN"/>
-              </w:rPr>
-              <w:t>storage</w:t>
-            </w:r>
-            <w:r>
-              <w:rPr>
-                <w:sz w:val="19"/>
-                <w:lang w:eastAsia="zh-CN"/>
-              </w:rPr>
-              <w:t>附件目录。</w:t>
-            </w:r>
-          </w:p>
-        </w:tc>
-      </w:tr>
-      <w:tr>
-        <w:tc>
-          <w:tcPr>
-            <w:tcW w:w="1304" w:type="dxa"/>
-            <w:vAlign w:val="center"/>
-          </w:tcPr>
-          <w:p>
-            <w:pPr>
-              <w:spacing w:line="252" w:lineRule="auto"/>
-            </w:pPr>
-            <w:r>
-              <w:rPr>
-                <w:sz w:val="19"/>
-              </w:rPr>
-              <w:t>硬件要求</w:t>
-            </w:r>
-          </w:p>
-        </w:tc>
-        <w:tc>
-          <w:tcPr>
-            <w:tcW w:w="1814" w:type="dxa"/>
-            <w:vAlign w:val="center"/>
-          </w:tcPr>
-          <w:p>
-            <w:pPr>
-              <w:spacing w:line="252" w:lineRule="auto"/>
-            </w:pPr>
-            <w:r>
-              <w:rPr>
-                <w:sz w:val="19"/>
-              </w:rPr>
-              <w:t>网络</w:t>
-            </w:r>
-          </w:p>
-        </w:tc>
-        <w:tc>
-          <w:tcPr>
-            <w:tcW w:w="2608" w:type="dxa"/>
-            <w:vAlign w:val="center"/>
-          </w:tcPr>
-          <w:p>
-            <w:pPr>
-              <w:spacing w:line="252" w:lineRule="auto"/>
-            </w:pPr>
-            <w:r>
-              <w:rPr>
-                <w:sz w:val="19"/>
-              </w:rPr>
-              <w:t>局域网或本机访问</w:t>
-            </w:r>
-          </w:p>
-        </w:tc>
-        <w:tc>
-          <w:tcPr>
-            <w:tcW w:w="3515" w:type="dxa"/>
-            <w:vAlign w:val="center"/>
-          </w:tcPr>
-          <w:p>
-            <w:pPr>
-              <w:spacing w:line="252" w:lineRule="auto"/>
-              <w:rPr>
-                <w:lang w:eastAsia="zh-CN"/>
-              </w:rPr>
-            </w:pPr>
-            <w:r>
-              <w:rPr>
-                <w:sz w:val="19"/>
-                <w:lang w:eastAsia="zh-CN"/>
-              </w:rPr>
-              <w:t>默认后端端口</w:t>
-            </w:r>
-            <w:r>
-              <w:rPr>
-                <w:sz w:val="19"/>
-                <w:lang w:eastAsia="zh-CN"/>
-              </w:rPr>
-              <w:t>8080</w:t>
-            </w:r>
-            <w:r>
-              <w:rPr>
-                <w:sz w:val="19"/>
-                <w:lang w:eastAsia="zh-CN"/>
-              </w:rPr>
-              <w:t>，前端端口</w:t>
-            </w:r>
-            <w:r>
-              <w:rPr>
-                <w:sz w:val="19"/>
-                <w:lang w:eastAsia="zh-CN"/>
-              </w:rPr>
-              <w:t>8081</w:t>
-            </w:r>
-            <w:r>
-              <w:rPr>
-                <w:sz w:val="19"/>
-                <w:lang w:eastAsia="zh-CN"/>
-              </w:rPr>
-              <w:t>。</w:t>
-            </w:r>
-          </w:p>
-        </w:tc>
-      </w:tr>
-      <w:tr>
-        <w:tc>
-          <w:tcPr>
-            <w:tcW w:w="1304" w:type="dxa"/>
-            <w:vAlign w:val="center"/>
-          </w:tcPr>
-          <w:p>
-            <w:pPr>
-              <w:spacing w:line="252" w:lineRule="auto"/>
-            </w:pPr>
-            <w:proofErr w:type="spellStart"/>
-            <w:r>
-              <w:rPr>
-                <w:sz w:val="19"/>
-              </w:rPr>
-              <w:t>硬件要求</w:t>
-            </w:r>
-            <w:proofErr w:type="spellEnd"/>
-          </w:p>
-        </w:tc>
-        <w:tc>
-          <w:tcPr>
-            <w:tcW w:w="1814" w:type="dxa"/>
-            <w:vAlign w:val="center"/>
-          </w:tcPr>
-          <w:p>
-            <w:pPr>
-              <w:spacing w:line="252" w:lineRule="auto"/>
-            </w:pPr>
-            <w:r>
-              <w:rPr>
-                <w:sz w:val="19"/>
-              </w:rPr>
-              <w:t>浏览器</w:t>
-            </w:r>
-          </w:p>
-        </w:tc>
-        <w:tc>
-          <w:tcPr>
-            <w:tcW w:w="2608" w:type="dxa"/>
-            <w:vAlign w:val="center"/>
-          </w:tcPr>
-          <w:p>
-            <w:pPr>
-              <w:spacing w:line="252" w:lineRule="auto"/>
-            </w:pPr>
-            <w:proofErr w:type="spellStart"/>
-            <w:r>
-              <w:rPr>
-                <w:sz w:val="19"/>
-              </w:rPr>
-              <w:t>Chrome</w:t>
-            </w:r>
-            <w:r>
-              <w:rPr>
-                <w:sz w:val="19"/>
-              </w:rPr>
-              <w:t>、</w:t>
-            </w:r>
-            <w:r>
-              <w:rPr>
-                <w:sz w:val="19"/>
-              </w:rPr>
-              <w:t>Edge</w:t>
-            </w:r>
-            <w:r>
-              <w:rPr>
-                <w:sz w:val="19"/>
-              </w:rPr>
-              <w:t>等现代浏览器</w:t>
-            </w:r>
-            <w:proofErr w:type="spellEnd"/>
-          </w:p>
-        </w:tc>
-        <w:tc>
-          <w:tcPr>
-            <w:tcW w:w="3515" w:type="dxa"/>
-            <w:vAlign w:val="center"/>
-          </w:tcPr>
-          <w:p>
-            <w:pPr>
-              <w:spacing w:line="252" w:lineRule="auto"/>
-              <w:rPr>
-                <w:lang w:eastAsia="zh-CN"/>
-              </w:rPr>
-            </w:pPr>
-            <w:r>
-              <w:rPr>
-                <w:sz w:val="19"/>
-                <w:lang w:eastAsia="zh-CN"/>
-              </w:rPr>
-              <w:t>支持表单、弹窗</w:t>
-            </w:r>
-            <w:r>
-              <w:rPr>
-                <w:sz w:val="19"/>
-                <w:lang w:eastAsia="zh-CN"/>
-              </w:rPr>
-              <w:t>dialog</w:t>
-            </w:r>
-            <w:r>
-              <w:rPr>
-                <w:sz w:val="19"/>
-                <w:lang w:eastAsia="zh-CN"/>
-              </w:rPr>
-              <w:t>和</w:t>
-            </w:r>
-            <w:r>
-              <w:rPr>
-                <w:sz w:val="19"/>
-                <w:lang w:eastAsia="zh-CN"/>
-              </w:rPr>
-              <w:t>PDF</w:t>
-            </w:r>
-            <w:r>
-              <w:rPr>
-                <w:sz w:val="19"/>
-                <w:lang w:eastAsia="zh-CN"/>
-              </w:rPr>
-              <w:t>预览。</w:t>
             </w:r>
           </w:p>
         </w:tc>
@@ -1569,20 +798,13 @@
           <w:color w:val="111827"/>
           <w:sz w:val="30"/>
         </w:rPr>
-        <w:t>2.</w:t>
-      </w:r>
-      <w:r>
-        <w:rPr>
-          <w:rFonts w:ascii="宋体" w:eastAsia="宋体" w:hAnsi="宋体"/>
-          <w:color w:val="111827"/>
-          <w:sz w:val="30"/>
-        </w:rPr>
-        <w:t>各模块功能说明</w:t>
+        <w:t>2.各模块功能说明</w:t>
       </w:r>
     </w:p>
     <w:p>
       <w:pPr>
         <w:spacing w:after="60" w:line="288" w:lineRule="auto"/>
+        <w:ind w:firstLineChars="200" w:firstLine="420"/>
       </w:pPr>
       <w:r>
         <w:rPr>
@@ -1611,19 +833,7 @@
         <w:rPr>
           <w:lang w:eastAsia="zh-CN"/>
         </w:rPr>
-        <w:t>登录</w:t>
-      </w:r>
-      <w:r>
-        <w:rPr>
-          <w:lang w:eastAsia="zh-CN"/>
-        </w:rPr>
-        <w:t>/</w:t>
-      </w:r>
-      <w:r>
-        <w:rPr>
-          <w:lang w:eastAsia="zh-CN"/>
-        </w:rPr>
-        <w:t>退出功能：用户输入员工编号和密码登录系统，登录成功后进入旅游计划一览页；退出时清除当前会话并返回登录页。</w:t>
+        <w:t>登录/退出功能：用户输入员工编号和密码登录系统，登录成功后进入旅游计划一览页；退出时清除当前会话并返回登录页。</w:t>
       </w:r>
     </w:p>
     <w:p>
@@ -1638,19 +848,7 @@
         <w:rPr>
           <w:lang w:eastAsia="zh-CN"/>
         </w:rPr>
-        <w:t>修改密码功能：已登录用户可输入原密码和新密码完成密码更新，新密码由后端转换为</w:t>
-      </w:r>
-      <w:r>
-        <w:rPr>
-          <w:lang w:eastAsia="zh-CN"/>
-        </w:rPr>
-        <w:t>MD5</w:t>
-      </w:r>
-      <w:r>
-        <w:rPr>
-          <w:lang w:eastAsia="zh-CN"/>
-        </w:rPr>
-        <w:t>后保存。</w:t>
+        <w:t>修改密码功能：已登录用户可输入原密码和新密码完成密码更新，新密码由后端转换为MD5后保存。</w:t>
       </w:r>
     </w:p>
     <w:p>
@@ -1680,25 +878,7 @@
         <w:rPr>
           <w:lang w:eastAsia="zh-CN"/>
         </w:rPr>
-        <w:t>旅游计划新增功能：管理员点击添加旅游计划，填写目的地、启程日、返回日、价格、</w:t>
-      </w:r>
-      <w:r>
-        <w:rPr>
-          <w:lang w:eastAsia="zh-CN"/>
-        </w:rPr>
-        <w:t>定员数、公开状态，并可上传</w:t>
-      </w:r>
-      <w:r>
-        <w:rPr>
-          <w:lang w:eastAsia="zh-CN"/>
-        </w:rPr>
-        <w:t>PDF</w:t>
-      </w:r>
-      <w:r>
-        <w:rPr>
-          <w:lang w:eastAsia="zh-CN"/>
-        </w:rPr>
-        <w:t>附件。</w:t>
+        <w:t>旅游计划新增功能：管理员点击添加旅游计划，填写目的地、启程日、返回日、价格、定员数、公开状态，并可上传PDF附件。</w:t>
       </w:r>
     </w:p>
     <w:p>
@@ -1728,7 +908,6 @@
         <w:rPr>
           <w:lang w:eastAsia="zh-CN"/>
         </w:rPr>
-        <w:lastRenderedPageBreak/>
         <w:t>旅游计划删除功能：管理员点击删除后先查看已有申请员工，再确认删除旅行计划及其关联申请数据。</w:t>
       </w:r>
     </w:p>
@@ -1789,6 +968,7 @@
         <w:rPr>
           <w:lang w:eastAsia="zh-CN"/>
         </w:rPr>
+        <w:lastRenderedPageBreak/>
         <w:t>添加和维护随行人功能：申请时可新增随行人员；在我的申请中可继续修改人员信息，包括姓名、性别、证件号和是否需要床位。</w:t>
       </w:r>
     </w:p>
@@ -1819,37 +999,7 @@
         <w:rPr>
           <w:lang w:eastAsia="zh-CN"/>
         </w:rPr>
-        <w:t>PDF</w:t>
-      </w:r>
-      <w:r>
-        <w:rPr>
-          <w:lang w:eastAsia="zh-CN"/>
-        </w:rPr>
-        <w:t>导出功能：用户可在我的申请弹窗中点击导出</w:t>
-      </w:r>
-      <w:r>
-        <w:rPr>
-          <w:lang w:eastAsia="zh-CN"/>
-        </w:rPr>
-        <w:t>PDF</w:t>
-      </w:r>
-      <w:r>
-        <w:rPr>
-          <w:lang w:eastAsia="zh-CN"/>
-        </w:rPr>
-        <w:t>，将个人申请记录导出为</w:t>
-      </w:r>
-      <w:r>
-        <w:rPr>
-          <w:lang w:eastAsia="zh-CN"/>
-        </w:rPr>
-        <w:t>PDF</w:t>
-      </w:r>
-      <w:r>
-        <w:rPr>
-          <w:lang w:eastAsia="zh-CN"/>
-        </w:rPr>
-        <w:t>文件。</w:t>
+        <w:t>PDF导出功能：用户可在我的申请弹窗中点击导出PDF，将个人申请记录导出为PDF文件。</w:t>
       </w:r>
     </w:p>
     <w:p>
@@ -1863,15 +1013,7 @@
           <w:color w:val="1F2937"/>
           <w:sz w:val="24"/>
         </w:rPr>
-        <w:t>2.1</w:t>
-      </w:r>
-      <w:r>
-        <w:rPr>
-          <w:rFonts w:ascii="宋体" w:eastAsia="宋体" w:hAnsi="宋体"/>
-          <w:color w:val="1F2937"/>
-          <w:sz w:val="24"/>
-        </w:rPr>
-        <w:t>角色权限说明</w:t>
+        <w:t>2.1角色权限说明</w:t>
       </w:r>
     </w:p>
     <w:tbl>
@@ -2323,21 +1465,7 @@
                 <w:sz w:val="19"/>
                 <w:lang w:eastAsia="zh-CN"/>
               </w:rPr>
-              <w:t>我的申请和</w:t>
-            </w:r>
-            <w:r>
-              <w:rPr>
-                <w:sz w:val="19"/>
-                <w:lang w:eastAsia="zh-CN"/>
-              </w:rPr>
-              <w:t>PDF</w:t>
-            </w:r>
-            <w:r>
-              <w:rPr>
-                <w:sz w:val="19"/>
-                <w:lang w:eastAsia="zh-CN"/>
-              </w:rPr>
-              <w:t>导出</w:t>
+              <w:t>我的申请和PDF导出</w:t>
             </w:r>
           </w:p>
         </w:tc>
@@ -2394,30 +1522,7 @@
           <w:sz w:val="30"/>
           <w:lang w:eastAsia="zh-CN"/>
         </w:rPr>
-        <w:t>3.</w:t>
-      </w:r>
-      <w:r>
-        <w:rPr>
-          <w:rFonts w:ascii="宋体" w:eastAsia="宋体" w:hAnsi="宋体"/>
-          <w:color w:val="111827"/>
-          <w:sz w:val="30"/>
-          <w:lang w:eastAsia="zh-CN"/>
-        </w:rPr>
-        <w:t>界面示意图或操作流程图</w:t>
-      </w:r>
-    </w:p>
-    <w:p>
-      <w:pPr>
-        <w:spacing w:after="60" w:line="288" w:lineRule="auto"/>
-        <w:rPr>
-          <w:lang w:eastAsia="zh-CN"/>
-        </w:rPr>
-      </w:pPr>
-      <w:r>
-        <w:rPr>
-          <w:lang w:eastAsia="zh-CN"/>
-        </w:rPr>
-        <w:t>本节不绘制界面图，仅说明主要界面按钮和跳转关系，便于后续按说明绘制界面示意图或操作流程图。</w:t>
+        <w:t>3.界面示意图或操作流程图</w:t>
       </w:r>
     </w:p>
     <w:p>
@@ -2435,16 +1540,7 @@
           <w:sz w:val="24"/>
           <w:lang w:eastAsia="zh-CN"/>
         </w:rPr>
-        <w:t>3.1</w:t>
-      </w:r>
-      <w:r>
-        <w:rPr>
-          <w:rFonts w:ascii="宋体" w:eastAsia="宋体" w:hAnsi="宋体"/>
-          <w:color w:val="1F2937"/>
-          <w:sz w:val="24"/>
-          <w:lang w:eastAsia="zh-CN"/>
-        </w:rPr>
-        <w:t>登录页</w:t>
+        <w:t>3.1登录页</w:t>
       </w:r>
     </w:p>
     <w:p>
@@ -2458,7 +1554,15 @@
         <w:rPr>
           <w:lang w:eastAsia="zh-CN"/>
         </w:rPr>
-        <w:t>登录页包含员工编号输入框、密码输入框、密码显示按钮和登录按钮。用户点击登录后，前端调用登录接口；登录成功跳转到旅游计划一览页，登录失败在页面显示错误提示。若用户已登录，再访问登录页时系统会自动进入旅游计划一览页。</w:t>
+        <w:t>登录页包含员工编号输入框、密码输入框、密码显示按钮和登录按钮。用户点击登录后，前端调用登录接口；登录成功</w:t>
+      </w:r>
+      <w:bookmarkStart w:id="0" w:name="_GoBack"/>
+      <w:bookmarkEnd w:id="0"/>
+      <w:r>
+        <w:rPr>
+          <w:lang w:eastAsia="zh-CN"/>
+        </w:rPr>
+        <w:t>跳转到旅游计划一览页，登录失败在页面显示错误提示。若用户已登录，再访问登录页时系统会自动进入旅游计划一览页。</w:t>
       </w:r>
     </w:p>
     <w:p>
@@ -2476,16 +1580,7 @@
           <w:sz w:val="24"/>
           <w:lang w:eastAsia="zh-CN"/>
         </w:rPr>
-        <w:t>3.2</w:t>
-      </w:r>
-      <w:r>
-        <w:rPr>
-          <w:rFonts w:ascii="宋体" w:eastAsia="宋体" w:hAnsi="宋体"/>
-          <w:color w:val="1F2937"/>
-          <w:sz w:val="24"/>
-          <w:lang w:eastAsia="zh-CN"/>
-        </w:rPr>
-        <w:t>旅游计划一览页</w:t>
+        <w:t>3.2旅游计划一览页</w:t>
       </w:r>
     </w:p>
     <w:p>
@@ -2513,13 +1608,7 @@
         <w:rPr>
           <w:lang w:eastAsia="zh-CN"/>
         </w:rPr>
-        <w:t>列表上方提供关键字输入框、状态下拉框、排序下拉框和搜索按钮，点击搜索后刷新计划列表。管理员额外显示添加旅游计划按钮，点击</w:t>
-      </w:r>
-      <w:r>
-        <w:rPr>
-          <w:lang w:eastAsia="zh-CN"/>
-        </w:rPr>
-        <w:t>后打开旅行计划弹窗。</w:t>
+        <w:t>列表上方提供关键字输入框、状态下拉框、排序下拉框和搜索按钮，点击搜索后刷新计划列表。管理员额外显示添加旅游计划按钮，点击后打开旅行计划弹窗。</w:t>
       </w:r>
     </w:p>
     <w:p>
@@ -2533,19 +1622,7 @@
         <w:rPr>
           <w:lang w:eastAsia="zh-CN"/>
         </w:rPr>
-        <w:t>计划列表中，计划编号可作为</w:t>
-      </w:r>
-      <w:r>
-        <w:rPr>
-          <w:lang w:eastAsia="zh-CN"/>
-        </w:rPr>
-        <w:t>PDF</w:t>
-      </w:r>
-      <w:r>
-        <w:rPr>
-          <w:lang w:eastAsia="zh-CN"/>
-        </w:rPr>
-        <w:t>附件入口；每行提供申请和咨询按钮。管理员还可以看到编辑和删除按钮，点击编辑打开旅行计划弹窗，点击删除打开删除确认弹窗。</w:t>
+        <w:t>计划列表中，计划编号可作为PDF附件入口；每行提供申请和咨询按钮。管理员还可以看到编辑和删除按钮，点击编辑打开旅行计划弹窗，点击删除打开删除确认弹窗。</w:t>
       </w:r>
     </w:p>
     <w:p>
@@ -2559,15 +1636,7 @@
           <w:color w:val="1F2937"/>
           <w:sz w:val="24"/>
         </w:rPr>
-        <w:t>3.3</w:t>
-      </w:r>
-      <w:r>
-        <w:rPr>
-          <w:rFonts w:ascii="宋体" w:eastAsia="宋体" w:hAnsi="宋体"/>
-          <w:color w:val="1F2937"/>
-          <w:sz w:val="24"/>
-        </w:rPr>
-        <w:t>弹窗和操作关系</w:t>
+        <w:t>3.3弹窗和操作关系</w:t>
       </w:r>
     </w:p>
     <w:tbl>
@@ -2880,15 +1949,70 @@
                 <w:sz w:val="19"/>
                 <w:lang w:eastAsia="zh-CN"/>
               </w:rPr>
-              <w:t>保存后覆盖当前申请下的随行人员信息；取消关闭</w:t>
-            </w:r>
+              <w:t>保存后覆盖当前申请下的随行人员信息；取消关闭弹窗。</w:t>
+            </w:r>
+          </w:p>
+        </w:tc>
+      </w:tr>
+      <w:tr>
+        <w:tc>
+          <w:tcPr>
+            <w:tcW w:w="1928" w:type="dxa"/>
+            <w:vAlign w:val="center"/>
+          </w:tcPr>
+          <w:p>
+            <w:pPr>
+              <w:spacing w:line="252" w:lineRule="auto"/>
+            </w:pPr>
+            <w:proofErr w:type="spellStart"/>
+            <w:r>
+              <w:rPr>
+                <w:sz w:val="19"/>
+              </w:rPr>
+              <w:t>咨询管理弹窗</w:t>
+            </w:r>
+            <w:proofErr w:type="spellEnd"/>
+          </w:p>
+        </w:tc>
+        <w:tc>
+          <w:tcPr>
+            <w:tcW w:w="2835" w:type="dxa"/>
+            <w:vAlign w:val="center"/>
+          </w:tcPr>
+          <w:p>
+            <w:pPr>
+              <w:spacing w:line="252" w:lineRule="auto"/>
+              <w:rPr>
+                <w:lang w:eastAsia="zh-CN"/>
+              </w:rPr>
+            </w:pPr>
             <w:r>
               <w:rPr>
                 <w:sz w:val="19"/>
                 <w:lang w:eastAsia="zh-CN"/>
               </w:rPr>
-              <w:lastRenderedPageBreak/>
-              <w:t>弹窗。</w:t>
+              <w:t>发送、结束对话、关闭</w:t>
+            </w:r>
+          </w:p>
+        </w:tc>
+        <w:tc>
+          <w:tcPr>
+            <w:tcW w:w="4535" w:type="dxa"/>
+            <w:vAlign w:val="center"/>
+          </w:tcPr>
+          <w:p>
+            <w:pPr>
+              <w:spacing w:line="252" w:lineRule="auto"/>
+              <w:rPr>
+                <w:lang w:eastAsia="zh-CN"/>
+              </w:rPr>
+            </w:pPr>
+            <w:r>
+              <w:rPr>
+                <w:sz w:val="19"/>
+                <w:lang w:eastAsia="zh-CN"/>
+              </w:rPr>
+              <w:t>发送后新增咨询消息；结束对话关闭当前咨询状态；关闭返回一览页。</w:t>
             </w:r>
           </w:p>
         </w:tc>
@@ -2908,8 +2032,7 @@
               <w:rPr>
                 <w:sz w:val="19"/>
               </w:rPr>
-              <w:lastRenderedPageBreak/>
-              <w:t>咨询管理弹窗</w:t>
+              <w:t>我的申请弹窗</w:t>
             </w:r>
             <w:proofErr w:type="spellEnd"/>
           </w:p>
@@ -2931,7 +2054,7 @@
                 <w:sz w:val="19"/>
                 <w:lang w:eastAsia="zh-CN"/>
               </w:rPr>
-              <w:t>发送、结束对话、关闭</w:t>
+              <w:t>修改人员信息、取消申请、导出PDF、关闭</w:t>
             </w:r>
           </w:p>
         </w:tc>
@@ -2952,98 +2075,7 @@
                 <w:sz w:val="19"/>
                 <w:lang w:eastAsia="zh-CN"/>
               </w:rPr>
-              <w:t>发送后新增咨询消息；结束对话关闭当前咨询状态；关闭返回一览页。</w:t>
-            </w:r>
-          </w:p>
-        </w:tc>
-      </w:tr>
-      <w:tr>
-        <w:tc>
-          <w:tcPr>
-            <w:tcW w:w="1928" w:type="dxa"/>
-            <w:vAlign w:val="center"/>
-          </w:tcPr>
-          <w:p>
-            <w:pPr>
-              <w:spacing w:line="252" w:lineRule="auto"/>
-            </w:pPr>
-            <w:proofErr w:type="spellStart"/>
-            <w:r>
-              <w:rPr>
-                <w:sz w:val="19"/>
-              </w:rPr>
-              <w:t>我的申请弹窗</w:t>
-            </w:r>
-            <w:proofErr w:type="spellEnd"/>
-          </w:p>
-        </w:tc>
-        <w:tc>
-          <w:tcPr>
-            <w:tcW w:w="2835" w:type="dxa"/>
-            <w:vAlign w:val="center"/>
-          </w:tcPr>
-          <w:p>
-            <w:pPr>
-              <w:spacing w:line="252" w:lineRule="auto"/>
-              <w:rPr>
-                <w:lang w:eastAsia="zh-CN"/>
-              </w:rPr>
-            </w:pPr>
-            <w:r>
-              <w:rPr>
-                <w:sz w:val="19"/>
-                <w:lang w:eastAsia="zh-CN"/>
-              </w:rPr>
-              <w:t>修改人员信息、取消申请、导出</w:t>
-            </w:r>
-            <w:r>
-              <w:rPr>
-                <w:sz w:val="19"/>
-                <w:lang w:eastAsia="zh-CN"/>
-              </w:rPr>
-              <w:t>PDF</w:t>
-            </w:r>
-            <w:r>
-              <w:rPr>
-                <w:sz w:val="19"/>
-                <w:lang w:eastAsia="zh-CN"/>
-              </w:rPr>
-              <w:t>、关闭</w:t>
-            </w:r>
-          </w:p>
-        </w:tc>
-        <w:tc>
-          <w:tcPr>
-            <w:tcW w:w="4535" w:type="dxa"/>
-            <w:vAlign w:val="center"/>
-          </w:tcPr>
-          <w:p>
-            <w:pPr>
-              <w:spacing w:line="252" w:lineRule="auto"/>
-              <w:rPr>
-                <w:lang w:eastAsia="zh-CN"/>
-              </w:rPr>
-            </w:pPr>
-            <w:r>
-              <w:rPr>
-                <w:sz w:val="19"/>
-                <w:lang w:eastAsia="zh-CN"/>
-              </w:rPr>
-              <w:t>修改人员信息进入随行人员弹窗；取消申请更新申请状态；导出</w:t>
-            </w:r>
-            <w:r>
-              <w:rPr>
-                <w:sz w:val="19"/>
-                <w:lang w:eastAsia="zh-CN"/>
-              </w:rPr>
-              <w:t>PDF</w:t>
-            </w:r>
-            <w:r>
-              <w:rPr>
-                <w:sz w:val="19"/>
-                <w:lang w:eastAsia="zh-CN"/>
-              </w:rPr>
-              <w:t>打开下载；关闭返回一览页。</w:t>
+              <w:t>修改人员信息进入随行人员弹窗；取消申请更新申请状态；导出PDF打开下载；关闭返回一览页。</w:t>
             </w:r>
           </w:p>
         </w:tc>
@@ -3123,16 +2155,8 @@
           <w:sz w:val="30"/>
           <w:lang w:eastAsia="zh-CN"/>
         </w:rPr>
-        <w:t>4.</w:t>
-      </w:r>
-      <w:r>
-        <w:rPr>
-          <w:rFonts w:ascii="宋体" w:eastAsia="宋体" w:hAnsi="宋体"/>
-          <w:color w:val="111827"/>
-          <w:sz w:val="30"/>
-          <w:lang w:eastAsia="zh-CN"/>
-        </w:rPr>
-        <w:t>数据流和业务规则说明</w:t>
+        <w:lastRenderedPageBreak/>
+        <w:t>4.数据流和业务规则说明</w:t>
       </w:r>
     </w:p>
     <w:p>
@@ -3150,16 +2174,7 @@
           <w:sz w:val="24"/>
           <w:lang w:eastAsia="zh-CN"/>
         </w:rPr>
-        <w:t>4.1</w:t>
-      </w:r>
-      <w:r>
-        <w:rPr>
-          <w:rFonts w:ascii="宋体" w:eastAsia="宋体" w:hAnsi="宋体"/>
-          <w:color w:val="1F2937"/>
-          <w:sz w:val="24"/>
-          <w:lang w:eastAsia="zh-CN"/>
-        </w:rPr>
-        <w:t>接口汇总</w:t>
+        <w:t>4.1接口汇总</w:t>
       </w:r>
     </w:p>
     <w:tbl>
@@ -3307,19 +2322,7 @@
               <w:rPr>
                 <w:sz w:val="19"/>
               </w:rPr>
-              <w:t>登录，写入</w:t>
-            </w:r>
-            <w:r>
-              <w:rPr>
-                <w:sz w:val="19"/>
-              </w:rPr>
-              <w:t>USER_ID</w:t>
-            </w:r>
-            <w:r>
-              <w:rPr>
-                <w:sz w:val="19"/>
-              </w:rPr>
-              <w:t>Session</w:t>
+              <w:t>登录，写入USER_IDSession</w:t>
             </w:r>
             <w:proofErr w:type="spellEnd"/>
           </w:p>
@@ -3391,13 +2394,7 @@
               <w:rPr>
                 <w:sz w:val="19"/>
               </w:rPr>
-              <w:t>退出登录，清除</w:t>
-            </w:r>
-            <w:r>
-              <w:rPr>
-                <w:sz w:val="19"/>
-              </w:rPr>
-              <w:t>Session</w:t>
+              <w:t>退出登录，清除Session</w:t>
             </w:r>
             <w:proofErr w:type="spellEnd"/>
           </w:p>
@@ -3688,21 +2685,229 @@
                 <w:sz w:val="19"/>
                 <w:lang w:eastAsia="zh-CN"/>
               </w:rPr>
-              <w:t>新增旅游计划并可上传</w:t>
-            </w:r>
+              <w:t>新增旅游计划并可上传PDF附件</w:t>
+            </w:r>
+          </w:p>
+        </w:tc>
+        <w:tc>
+          <w:tcPr>
+            <w:tcW w:w="1757" w:type="dxa"/>
+            <w:vAlign w:val="center"/>
+          </w:tcPr>
+          <w:p>
+            <w:pPr>
+              <w:spacing w:line="252" w:lineRule="auto"/>
+            </w:pPr>
+            <w:proofErr w:type="spellStart"/>
+            <w:r>
+              <w:rPr>
+                <w:sz w:val="19"/>
+              </w:rPr>
+              <w:t>管理员</w:t>
+            </w:r>
+            <w:proofErr w:type="spellEnd"/>
+          </w:p>
+        </w:tc>
+      </w:tr>
+      <w:tr>
+        <w:tc>
+          <w:tcPr>
+            <w:tcW w:w="3458" w:type="dxa"/>
+            <w:vAlign w:val="center"/>
+          </w:tcPr>
+          <w:p>
+            <w:pPr>
+              <w:spacing w:line="252" w:lineRule="auto"/>
+            </w:pPr>
+            <w:r>
+              <w:rPr>
+                <w:sz w:val="19"/>
+              </w:rPr>
+              <w:t>/api/plans/{id}</w:t>
+            </w:r>
+          </w:p>
+        </w:tc>
+        <w:tc>
+          <w:tcPr>
+            <w:tcW w:w="1020" w:type="dxa"/>
+            <w:vAlign w:val="center"/>
+          </w:tcPr>
+          <w:p>
+            <w:pPr>
+              <w:spacing w:line="252" w:lineRule="auto"/>
+            </w:pPr>
+            <w:r>
+              <w:rPr>
+                <w:sz w:val="19"/>
+              </w:rPr>
+              <w:t>GET</w:t>
+            </w:r>
+          </w:p>
+        </w:tc>
+        <w:tc>
+          <w:tcPr>
+            <w:tcW w:w="3515" w:type="dxa"/>
+            <w:vAlign w:val="center"/>
+          </w:tcPr>
+          <w:p>
+            <w:pPr>
+              <w:spacing w:line="252" w:lineRule="auto"/>
+              <w:rPr>
+                <w:lang w:eastAsia="zh-CN"/>
+              </w:rPr>
+            </w:pPr>
             <w:r>
               <w:rPr>
                 <w:sz w:val="19"/>
                 <w:lang w:eastAsia="zh-CN"/>
               </w:rPr>
-              <w:t>PDF</w:t>
-            </w:r>
+              <w:t>查询单个旅游计划详情</w:t>
+            </w:r>
+          </w:p>
+        </w:tc>
+        <w:tc>
+          <w:tcPr>
+            <w:tcW w:w="1757" w:type="dxa"/>
+            <w:vAlign w:val="center"/>
+          </w:tcPr>
+          <w:p>
+            <w:pPr>
+              <w:spacing w:line="252" w:lineRule="auto"/>
+            </w:pPr>
+            <w:proofErr w:type="spellStart"/>
+            <w:r>
+              <w:rPr>
+                <w:sz w:val="19"/>
+              </w:rPr>
+              <w:t>已登录用户</w:t>
+            </w:r>
+            <w:proofErr w:type="spellEnd"/>
+          </w:p>
+        </w:tc>
+      </w:tr>
+      <w:tr>
+        <w:tc>
+          <w:tcPr>
+            <w:tcW w:w="3458" w:type="dxa"/>
+            <w:vAlign w:val="center"/>
+          </w:tcPr>
+          <w:p>
+            <w:pPr>
+              <w:spacing w:line="252" w:lineRule="auto"/>
+            </w:pPr>
+            <w:r>
+              <w:rPr>
+                <w:sz w:val="19"/>
+              </w:rPr>
+              <w:t>/api/plans/{id}</w:t>
+            </w:r>
+          </w:p>
+        </w:tc>
+        <w:tc>
+          <w:tcPr>
+            <w:tcW w:w="1020" w:type="dxa"/>
+            <w:vAlign w:val="center"/>
+          </w:tcPr>
+          <w:p>
+            <w:pPr>
+              <w:spacing w:line="252" w:lineRule="auto"/>
+            </w:pPr>
+            <w:r>
+              <w:rPr>
+                <w:sz w:val="19"/>
+              </w:rPr>
+              <w:t>POST</w:t>
+            </w:r>
+          </w:p>
+        </w:tc>
+        <w:tc>
+          <w:tcPr>
+            <w:tcW w:w="3515" w:type="dxa"/>
+            <w:vAlign w:val="center"/>
+          </w:tcPr>
+          <w:p>
+            <w:pPr>
+              <w:spacing w:line="252" w:lineRule="auto"/>
+            </w:pPr>
+            <w:r>
+              <w:rPr>
+                <w:sz w:val="19"/>
+              </w:rPr>
+              <w:t>修改旅游计划</w:t>
+            </w:r>
+          </w:p>
+        </w:tc>
+        <w:tc>
+          <w:tcPr>
+            <w:tcW w:w="1757" w:type="dxa"/>
+            <w:vAlign w:val="center"/>
+          </w:tcPr>
+          <w:p>
+            <w:pPr>
+              <w:spacing w:line="252" w:lineRule="auto"/>
+            </w:pPr>
+            <w:r>
+              <w:rPr>
+                <w:sz w:val="19"/>
+              </w:rPr>
+              <w:t>管理员</w:t>
+            </w:r>
+          </w:p>
+        </w:tc>
+      </w:tr>
+      <w:tr>
+        <w:tc>
+          <w:tcPr>
+            <w:tcW w:w="3458" w:type="dxa"/>
+            <w:vAlign w:val="center"/>
+          </w:tcPr>
+          <w:p>
+            <w:pPr>
+              <w:spacing w:line="252" w:lineRule="auto"/>
+            </w:pPr>
+            <w:r>
+              <w:rPr>
+                <w:sz w:val="19"/>
+              </w:rPr>
+              <w:t>/api/plans/{id}/delete-preview</w:t>
+            </w:r>
+          </w:p>
+        </w:tc>
+        <w:tc>
+          <w:tcPr>
+            <w:tcW w:w="1020" w:type="dxa"/>
+            <w:vAlign w:val="center"/>
+          </w:tcPr>
+          <w:p>
+            <w:pPr>
+              <w:spacing w:line="252" w:lineRule="auto"/>
+            </w:pPr>
+            <w:r>
+              <w:rPr>
+                <w:sz w:val="19"/>
+              </w:rPr>
+              <w:t>GET</w:t>
+            </w:r>
+          </w:p>
+        </w:tc>
+        <w:tc>
+          <w:tcPr>
+            <w:tcW w:w="3515" w:type="dxa"/>
+            <w:vAlign w:val="center"/>
+          </w:tcPr>
+          <w:p>
+            <w:pPr>
+              <w:spacing w:line="252" w:lineRule="auto"/>
+              <w:rPr>
+                <w:lang w:eastAsia="zh-CN"/>
+              </w:rPr>
+            </w:pPr>
             <w:r>
               <w:rPr>
                 <w:sz w:val="19"/>
                 <w:lang w:eastAsia="zh-CN"/>
               </w:rPr>
-              <w:t>附件</w:t>
+              <w:t>删除前查询已有申请人</w:t>
             </w:r>
           </w:p>
         </w:tc>
@@ -3740,7 +2945,7 @@
               <w:rPr>
                 <w:sz w:val="19"/>
               </w:rPr>
-              <w:t>/api/plans/{id}</w:t>
+              <w:t>/api/plans/{id}/delete</w:t>
             </w:r>
           </w:p>
         </w:tc>
@@ -3757,6 +2962,76 @@
               <w:rPr>
                 <w:sz w:val="19"/>
               </w:rPr>
+              <w:t>POST</w:t>
+            </w:r>
+          </w:p>
+        </w:tc>
+        <w:tc>
+          <w:tcPr>
+            <w:tcW w:w="3515" w:type="dxa"/>
+            <w:vAlign w:val="center"/>
+          </w:tcPr>
+          <w:p>
+            <w:pPr>
+              <w:spacing w:line="252" w:lineRule="auto"/>
+            </w:pPr>
+            <w:r>
+              <w:rPr>
+                <w:sz w:val="19"/>
+              </w:rPr>
+              <w:t>删除旅游计划</w:t>
+            </w:r>
+          </w:p>
+        </w:tc>
+        <w:tc>
+          <w:tcPr>
+            <w:tcW w:w="1757" w:type="dxa"/>
+            <w:vAlign w:val="center"/>
+          </w:tcPr>
+          <w:p>
+            <w:pPr>
+              <w:spacing w:line="252" w:lineRule="auto"/>
+            </w:pPr>
+            <w:r>
+              <w:rPr>
+                <w:sz w:val="19"/>
+              </w:rPr>
+              <w:t>管理员</w:t>
+            </w:r>
+          </w:p>
+        </w:tc>
+      </w:tr>
+      <w:tr>
+        <w:tc>
+          <w:tcPr>
+            <w:tcW w:w="3458" w:type="dxa"/>
+            <w:vAlign w:val="center"/>
+          </w:tcPr>
+          <w:p>
+            <w:pPr>
+              <w:spacing w:line="252" w:lineRule="auto"/>
+            </w:pPr>
+            <w:r>
+              <w:rPr>
+                <w:sz w:val="19"/>
+              </w:rPr>
+              <w:t>/api/plans/{id}/file</w:t>
+            </w:r>
+          </w:p>
+        </w:tc>
+        <w:tc>
+          <w:tcPr>
+            <w:tcW w:w="1020" w:type="dxa"/>
+            <w:vAlign w:val="center"/>
+          </w:tcPr>
+          <w:p>
+            <w:pPr>
+              <w:spacing w:line="252" w:lineRule="auto"/>
+            </w:pPr>
+            <w:r>
+              <w:rPr>
+                <w:sz w:val="19"/>
+              </w:rPr>
               <w:t>GET</w:t>
             </w:r>
           </w:p>
@@ -3764,6 +3039,25 @@
         <w:tc>
           <w:tcPr>
             <w:tcW w:w="3515" w:type="dxa"/>
+            <w:vAlign w:val="center"/>
+          </w:tcPr>
+          <w:p>
+            <w:pPr>
+              <w:spacing w:line="252" w:lineRule="auto"/>
+            </w:pPr>
+            <w:proofErr w:type="spellStart"/>
+            <w:r>
+              <w:rPr>
+                <w:sz w:val="19"/>
+              </w:rPr>
+              <w:t>查看计划PDF附件</w:t>
+            </w:r>
+            <w:proofErr w:type="spellEnd"/>
+          </w:p>
+        </w:tc>
+        <w:tc>
+          <w:tcPr>
+            <w:tcW w:w="1757" w:type="dxa"/>
             <w:vAlign w:val="center"/>
           </w:tcPr>
           <w:p>
@@ -3778,27 +3072,8 @@
                 <w:sz w:val="19"/>
                 <w:lang w:eastAsia="zh-CN"/>
               </w:rPr>
-              <w:t>查询单个旅游计划详情</w:t>
-            </w:r>
-          </w:p>
-        </w:tc>
-        <w:tc>
-          <w:tcPr>
-            <w:tcW w:w="1757" w:type="dxa"/>
-            <w:vAlign w:val="center"/>
-          </w:tcPr>
-          <w:p>
-            <w:pPr>
-              <w:spacing w:line="252" w:lineRule="auto"/>
-            </w:pPr>
-            <w:proofErr w:type="spellStart"/>
-            <w:r>
-              <w:rPr>
-                <w:sz w:val="19"/>
-              </w:rPr>
-              <w:t>已登录用户</w:t>
-            </w:r>
-            <w:proofErr w:type="spellEnd"/>
+              <w:t>已登录且有计划可见权限</w:t>
+            </w:r>
           </w:p>
         </w:tc>
       </w:tr>
@@ -3816,7 +3091,35 @@
               <w:rPr>
                 <w:sz w:val="19"/>
               </w:rPr>
-              <w:t>/api/plans/{id}</w:t>
+              <w:t>/</w:t>
+            </w:r>
+            <w:proofErr w:type="spellStart"/>
+            <w:r>
+              <w:rPr>
+                <w:sz w:val="19"/>
+              </w:rPr>
+              <w:t>api</w:t>
+            </w:r>
+            <w:proofErr w:type="spellEnd"/>
+            <w:r>
+              <w:rPr>
+                <w:sz w:val="19"/>
+              </w:rPr>
+              <w:t>/plans/{</w:t>
+            </w:r>
+            <w:proofErr w:type="spellStart"/>
+            <w:r>
+              <w:rPr>
+                <w:sz w:val="19"/>
+              </w:rPr>
+              <w:t>planId</w:t>
+            </w:r>
+            <w:proofErr w:type="spellEnd"/>
+            <w:r>
+              <w:rPr>
+                <w:sz w:val="19"/>
+              </w:rPr>
+              <w:t>}/apply</w:t>
             </w:r>
           </w:p>
         </w:tc>
@@ -3850,7 +3153,7 @@
               <w:rPr>
                 <w:sz w:val="19"/>
               </w:rPr>
-              <w:t>修改旅游计划</w:t>
+              <w:t>申请指定旅游计划</w:t>
             </w:r>
           </w:p>
         </w:tc>
@@ -3867,7 +3170,7 @@
               <w:rPr>
                 <w:sz w:val="19"/>
               </w:rPr>
-              <w:t>管理员</w:t>
+              <w:t>已登录用户</w:t>
             </w:r>
           </w:p>
         </w:tc>
@@ -3886,7 +3189,7 @@
               <w:rPr>
                 <w:sz w:val="19"/>
               </w:rPr>
-              <w:t>/api/plans/{id}/delete-preview</w:t>
+              <w:t>/api/applications/{applicationId}/cancel</w:t>
             </w:r>
           </w:p>
         </w:tc>
@@ -3903,7 +3206,7 @@
               <w:rPr>
                 <w:sz w:val="19"/>
               </w:rPr>
-              <w:t>GET</w:t>
+              <w:t>POST</w:t>
             </w:r>
           </w:p>
         </w:tc>
@@ -3915,16 +3218,12 @@
           <w:p>
             <w:pPr>
               <w:spacing w:line="252" w:lineRule="auto"/>
-              <w:rPr>
-                <w:lang w:eastAsia="zh-CN"/>
-              </w:rPr>
             </w:pPr>
             <w:r>
               <w:rPr>
                 <w:sz w:val="19"/>
-                <w:lang w:eastAsia="zh-CN"/>
-              </w:rPr>
-              <w:t>删除前查询已有申请人</w:t>
+              </w:rPr>
+              <w:t>取消本人申请</w:t>
             </w:r>
           </w:p>
         </w:tc>
@@ -3937,14 +3236,12 @@
             <w:pPr>
               <w:spacing w:line="252" w:lineRule="auto"/>
             </w:pPr>
-            <w:proofErr w:type="spellStart"/>
             <w:r>
               <w:rPr>
                 <w:sz w:val="19"/>
               </w:rPr>
-              <w:t>管理员</w:t>
-            </w:r>
-            <w:proofErr w:type="spellEnd"/>
+              <w:t>申请所属用户</w:t>
+            </w:r>
           </w:p>
         </w:tc>
       </w:tr>
@@ -3962,7 +3259,7 @@
               <w:rPr>
                 <w:sz w:val="19"/>
               </w:rPr>
-              <w:t>/api/plans/{id}/delete</w:t>
+              <w:t>/api/applications/{applicationId}/companions</w:t>
             </w:r>
           </w:p>
         </w:tc>
@@ -3979,7 +3276,7 @@
               <w:rPr>
                 <w:sz w:val="19"/>
               </w:rPr>
-              <w:t>POST</w:t>
+              <w:t>GET</w:t>
             </w:r>
           </w:p>
         </w:tc>
@@ -3996,7 +3293,7 @@
               <w:rPr>
                 <w:sz w:val="19"/>
               </w:rPr>
-              <w:t>删除旅游计划</w:t>
+              <w:t>查询申请下随行人员</w:t>
             </w:r>
           </w:p>
         </w:tc>
@@ -4013,7 +3310,7 @@
               <w:rPr>
                 <w:sz w:val="19"/>
               </w:rPr>
-              <w:t>管理员</w:t>
+              <w:t>申请所属用户</w:t>
             </w:r>
           </w:p>
         </w:tc>
@@ -4032,7 +3329,7 @@
               <w:rPr>
                 <w:sz w:val="19"/>
               </w:rPr>
-              <w:t>/api/plans/{id}/file</w:t>
+              <w:t>/api/applications/{applicationId}/companions</w:t>
             </w:r>
           </w:p>
         </w:tc>
@@ -4049,7 +3346,7 @@
               <w:rPr>
                 <w:sz w:val="19"/>
               </w:rPr>
-              <w:t>GET</w:t>
+              <w:t>POST</w:t>
             </w:r>
           </w:p>
         </w:tc>
@@ -4062,46 +3359,28 @@
             <w:pPr>
               <w:spacing w:line="252" w:lineRule="auto"/>
             </w:pPr>
-            <w:proofErr w:type="spellStart"/>
             <w:r>
               <w:rPr>
                 <w:sz w:val="19"/>
               </w:rPr>
-              <w:t>查看计划</w:t>
-            </w:r>
+              <w:t>保存申请下随行人员</w:t>
+            </w:r>
+          </w:p>
+        </w:tc>
+        <w:tc>
+          <w:tcPr>
+            <w:tcW w:w="1757" w:type="dxa"/>
+            <w:vAlign w:val="center"/>
+          </w:tcPr>
+          <w:p>
+            <w:pPr>
+              <w:spacing w:line="252" w:lineRule="auto"/>
+            </w:pPr>
             <w:r>
               <w:rPr>
                 <w:sz w:val="19"/>
               </w:rPr>
-              <w:t>PDF</w:t>
-            </w:r>
-            <w:r>
-              <w:rPr>
-                <w:sz w:val="19"/>
-              </w:rPr>
-              <w:t>附件</w:t>
-            </w:r>
-            <w:proofErr w:type="spellEnd"/>
-          </w:p>
-        </w:tc>
-        <w:tc>
-          <w:tcPr>
-            <w:tcW w:w="1757" w:type="dxa"/>
-            <w:vAlign w:val="center"/>
-          </w:tcPr>
-          <w:p>
-            <w:pPr>
-              <w:spacing w:line="252" w:lineRule="auto"/>
-              <w:rPr>
-                <w:lang w:eastAsia="zh-CN"/>
-              </w:rPr>
-            </w:pPr>
-            <w:r>
-              <w:rPr>
-                <w:sz w:val="19"/>
-                <w:lang w:eastAsia="zh-CN"/>
-              </w:rPr>
-              <w:t>已登录且有计划可见权限</w:t>
+              <w:t>申请所属用户</w:t>
             </w:r>
           </w:p>
         </w:tc>
@@ -4120,69 +3399,41 @@
               <w:rPr>
                 <w:sz w:val="19"/>
               </w:rPr>
-              <w:t>/</w:t>
-            </w:r>
-            <w:proofErr w:type="spellStart"/>
+              <w:t>/api/my-applications</w:t>
+            </w:r>
+          </w:p>
+        </w:tc>
+        <w:tc>
+          <w:tcPr>
+            <w:tcW w:w="1020" w:type="dxa"/>
+            <w:vAlign w:val="center"/>
+          </w:tcPr>
+          <w:p>
+            <w:pPr>
+              <w:spacing w:line="252" w:lineRule="auto"/>
+            </w:pPr>
             <w:r>
               <w:rPr>
                 <w:sz w:val="19"/>
               </w:rPr>
-              <w:t>api</w:t>
-            </w:r>
-            <w:proofErr w:type="spellEnd"/>
+              <w:t>GET</w:t>
+            </w:r>
+          </w:p>
+        </w:tc>
+        <w:tc>
+          <w:tcPr>
+            <w:tcW w:w="3515" w:type="dxa"/>
+            <w:vAlign w:val="center"/>
+          </w:tcPr>
+          <w:p>
+            <w:pPr>
+              <w:spacing w:line="252" w:lineRule="auto"/>
+            </w:pPr>
             <w:r>
               <w:rPr>
                 <w:sz w:val="19"/>
               </w:rPr>
-              <w:t>/plans/{</w:t>
-            </w:r>
-            <w:proofErr w:type="spellStart"/>
-            <w:r>
-              <w:rPr>
-                <w:sz w:val="19"/>
-              </w:rPr>
-              <w:t>planId</w:t>
-            </w:r>
-            <w:proofErr w:type="spellEnd"/>
-            <w:r>
-              <w:rPr>
-                <w:sz w:val="19"/>
-              </w:rPr>
-              <w:t>}/apply</w:t>
-            </w:r>
-          </w:p>
-        </w:tc>
-        <w:tc>
-          <w:tcPr>
-            <w:tcW w:w="1020" w:type="dxa"/>
-            <w:vAlign w:val="center"/>
-          </w:tcPr>
-          <w:p>
-            <w:pPr>
-              <w:spacing w:line="252" w:lineRule="auto"/>
-            </w:pPr>
-            <w:r>
-              <w:rPr>
-                <w:sz w:val="19"/>
-              </w:rPr>
-              <w:t>POST</w:t>
-            </w:r>
-          </w:p>
-        </w:tc>
-        <w:tc>
-          <w:tcPr>
-            <w:tcW w:w="3515" w:type="dxa"/>
-            <w:vAlign w:val="center"/>
-          </w:tcPr>
-          <w:p>
-            <w:pPr>
-              <w:spacing w:line="252" w:lineRule="auto"/>
-            </w:pPr>
-            <w:r>
-              <w:rPr>
-                <w:sz w:val="19"/>
-              </w:rPr>
-              <w:t>申请指定旅游计划</w:t>
+              <w:t>查询我的申请</w:t>
             </w:r>
           </w:p>
         </w:tc>
@@ -4218,7 +3469,7 @@
               <w:rPr>
                 <w:sz w:val="19"/>
               </w:rPr>
-              <w:t>/api/applications/{applicationId}/cancel</w:t>
+              <w:t>/api/my-applications/export.pdf</w:t>
             </w:r>
           </w:p>
         </w:tc>
@@ -4235,7 +3486,7 @@
               <w:rPr>
                 <w:sz w:val="19"/>
               </w:rPr>
-              <w:t>POST</w:t>
+              <w:t>GET</w:t>
             </w:r>
           </w:p>
         </w:tc>
@@ -4248,298 +3499,12 @@
             <w:pPr>
               <w:spacing w:line="252" w:lineRule="auto"/>
             </w:pPr>
+            <w:proofErr w:type="spellStart"/>
             <w:r>
               <w:rPr>
                 <w:sz w:val="19"/>
               </w:rPr>
-              <w:t>取消本人申请</w:t>
-            </w:r>
-          </w:p>
-        </w:tc>
-        <w:tc>
-          <w:tcPr>
-            <w:tcW w:w="1757" w:type="dxa"/>
-            <w:vAlign w:val="center"/>
-          </w:tcPr>
-          <w:p>
-            <w:pPr>
-              <w:spacing w:line="252" w:lineRule="auto"/>
-            </w:pPr>
-            <w:r>
-              <w:rPr>
-                <w:sz w:val="19"/>
-              </w:rPr>
-              <w:t>申请所属用户</w:t>
-            </w:r>
-          </w:p>
-        </w:tc>
-      </w:tr>
-      <w:tr>
-        <w:tc>
-          <w:tcPr>
-            <w:tcW w:w="3458" w:type="dxa"/>
-            <w:vAlign w:val="center"/>
-          </w:tcPr>
-          <w:p>
-            <w:pPr>
-              <w:spacing w:line="252" w:lineRule="auto"/>
-            </w:pPr>
-            <w:r>
-              <w:rPr>
-                <w:sz w:val="19"/>
-              </w:rPr>
-              <w:t>/api/applications/{applicationId}/companions</w:t>
-            </w:r>
-          </w:p>
-        </w:tc>
-        <w:tc>
-          <w:tcPr>
-            <w:tcW w:w="1020" w:type="dxa"/>
-            <w:vAlign w:val="center"/>
-          </w:tcPr>
-          <w:p>
-            <w:pPr>
-              <w:spacing w:line="252" w:lineRule="auto"/>
-            </w:pPr>
-            <w:r>
-              <w:rPr>
-                <w:sz w:val="19"/>
-              </w:rPr>
-              <w:t>GET</w:t>
-            </w:r>
-          </w:p>
-        </w:tc>
-        <w:tc>
-          <w:tcPr>
-            <w:tcW w:w="3515" w:type="dxa"/>
-            <w:vAlign w:val="center"/>
-          </w:tcPr>
-          <w:p>
-            <w:pPr>
-              <w:spacing w:line="252" w:lineRule="auto"/>
-            </w:pPr>
-            <w:r>
-              <w:rPr>
-                <w:sz w:val="19"/>
-              </w:rPr>
-              <w:t>查询申请下随行人员</w:t>
-            </w:r>
-          </w:p>
-        </w:tc>
-        <w:tc>
-          <w:tcPr>
-            <w:tcW w:w="1757" w:type="dxa"/>
-            <w:vAlign w:val="center"/>
-          </w:tcPr>
-          <w:p>
-            <w:pPr>
-              <w:spacing w:line="252" w:lineRule="auto"/>
-            </w:pPr>
-            <w:r>
-              <w:rPr>
-                <w:sz w:val="19"/>
-              </w:rPr>
-              <w:t>申请所属用户</w:t>
-            </w:r>
-          </w:p>
-        </w:tc>
-      </w:tr>
-      <w:tr>
-        <w:tc>
-          <w:tcPr>
-            <w:tcW w:w="3458" w:type="dxa"/>
-            <w:vAlign w:val="center"/>
-          </w:tcPr>
-          <w:p>
-            <w:pPr>
-              <w:spacing w:line="252" w:lineRule="auto"/>
-            </w:pPr>
-            <w:r>
-              <w:rPr>
-                <w:sz w:val="19"/>
-              </w:rPr>
-              <w:t>/api/applications/{applicationId}/companions</w:t>
-            </w:r>
-          </w:p>
-        </w:tc>
-        <w:tc>
-          <w:tcPr>
-            <w:tcW w:w="1020" w:type="dxa"/>
-            <w:vAlign w:val="center"/>
-          </w:tcPr>
-          <w:p>
-            <w:pPr>
-              <w:spacing w:line="252" w:lineRule="auto"/>
-            </w:pPr>
-            <w:r>
-              <w:rPr>
-                <w:sz w:val="19"/>
-              </w:rPr>
-              <w:t>POST</w:t>
-            </w:r>
-          </w:p>
-        </w:tc>
-        <w:tc>
-          <w:tcPr>
-            <w:tcW w:w="3515" w:type="dxa"/>
-            <w:vAlign w:val="center"/>
-          </w:tcPr>
-          <w:p>
-            <w:pPr>
-              <w:spacing w:line="252" w:lineRule="auto"/>
-            </w:pPr>
-            <w:r>
-              <w:rPr>
-                <w:sz w:val="19"/>
-              </w:rPr>
-              <w:t>保存申请下随行人员</w:t>
-            </w:r>
-          </w:p>
-        </w:tc>
-        <w:tc>
-          <w:tcPr>
-            <w:tcW w:w="1757" w:type="dxa"/>
-            <w:vAlign w:val="center"/>
-          </w:tcPr>
-          <w:p>
-            <w:pPr>
-              <w:spacing w:line="252" w:lineRule="auto"/>
-            </w:pPr>
-            <w:r>
-              <w:rPr>
-                <w:sz w:val="19"/>
-              </w:rPr>
-              <w:t>申请所属用户</w:t>
-            </w:r>
-          </w:p>
-        </w:tc>
-      </w:tr>
-      <w:tr>
-        <w:tc>
-          <w:tcPr>
-            <w:tcW w:w="3458" w:type="dxa"/>
-            <w:vAlign w:val="center"/>
-          </w:tcPr>
-          <w:p>
-            <w:pPr>
-              <w:spacing w:line="252" w:lineRule="auto"/>
-            </w:pPr>
-            <w:r>
-              <w:rPr>
-                <w:sz w:val="19"/>
-              </w:rPr>
-              <w:t>/api/my-applications</w:t>
-            </w:r>
-          </w:p>
-        </w:tc>
-        <w:tc>
-          <w:tcPr>
-            <w:tcW w:w="1020" w:type="dxa"/>
-            <w:vAlign w:val="center"/>
-          </w:tcPr>
-          <w:p>
-            <w:pPr>
-              <w:spacing w:line="252" w:lineRule="auto"/>
-            </w:pPr>
-            <w:r>
-              <w:rPr>
-                <w:sz w:val="19"/>
-              </w:rPr>
-              <w:t>GET</w:t>
-            </w:r>
-          </w:p>
-        </w:tc>
-        <w:tc>
-          <w:tcPr>
-            <w:tcW w:w="3515" w:type="dxa"/>
-            <w:vAlign w:val="center"/>
-          </w:tcPr>
-          <w:p>
-            <w:pPr>
-              <w:spacing w:line="252" w:lineRule="auto"/>
-            </w:pPr>
-            <w:r>
-              <w:rPr>
-                <w:sz w:val="19"/>
-              </w:rPr>
-              <w:t>查询我的申请</w:t>
-            </w:r>
-          </w:p>
-        </w:tc>
-        <w:tc>
-          <w:tcPr>
-            <w:tcW w:w="1757" w:type="dxa"/>
-            <w:vAlign w:val="center"/>
-          </w:tcPr>
-          <w:p>
-            <w:pPr>
-              <w:spacing w:line="252" w:lineRule="auto"/>
-            </w:pPr>
-            <w:r>
-              <w:rPr>
-                <w:sz w:val="19"/>
-              </w:rPr>
-              <w:t>已登录用户</w:t>
-            </w:r>
-          </w:p>
-        </w:tc>
-      </w:tr>
-      <w:tr>
-        <w:tc>
-          <w:tcPr>
-            <w:tcW w:w="3458" w:type="dxa"/>
-            <w:vAlign w:val="center"/>
-          </w:tcPr>
-          <w:p>
-            <w:pPr>
-              <w:spacing w:line="252" w:lineRule="auto"/>
-            </w:pPr>
-            <w:r>
-              <w:rPr>
-                <w:sz w:val="19"/>
-              </w:rPr>
-              <w:t>/api/my-applications/export.pdf</w:t>
-            </w:r>
-          </w:p>
-        </w:tc>
-        <w:tc>
-          <w:tcPr>
-            <w:tcW w:w="1020" w:type="dxa"/>
-            <w:vAlign w:val="center"/>
-          </w:tcPr>
-          <w:p>
-            <w:pPr>
-              <w:spacing w:line="252" w:lineRule="auto"/>
-            </w:pPr>
-            <w:r>
-              <w:rPr>
-                <w:sz w:val="19"/>
-              </w:rPr>
-              <w:t>GET</w:t>
-            </w:r>
-          </w:p>
-        </w:tc>
-        <w:tc>
-          <w:tcPr>
-            <w:tcW w:w="3515" w:type="dxa"/>
-            <w:vAlign w:val="center"/>
-          </w:tcPr>
-          <w:p>
-            <w:pPr>
-              <w:spacing w:line="252" w:lineRule="auto"/>
-            </w:pPr>
-            <w:proofErr w:type="spellStart"/>
-            <w:r>
-              <w:rPr>
-                <w:sz w:val="19"/>
-              </w:rPr>
-              <w:t>导出我的申请</w:t>
-            </w:r>
-            <w:r>
-              <w:rPr>
-                <w:sz w:val="19"/>
-              </w:rPr>
-              <w:t>PDF</w:t>
+              <w:t>导出我的申请PDF</w:t>
             </w:r>
             <w:proofErr w:type="spellEnd"/>
           </w:p>
@@ -4784,15 +3749,7 @@
           <w:color w:val="1F2937"/>
           <w:sz w:val="24"/>
         </w:rPr>
-        <w:t>4.2</w:t>
-      </w:r>
-      <w:r>
-        <w:rPr>
-          <w:rFonts w:ascii="宋体" w:eastAsia="宋体" w:hAnsi="宋体"/>
-          <w:color w:val="1F2937"/>
-          <w:sz w:val="24"/>
-        </w:rPr>
-        <w:t>数据流说明</w:t>
+        <w:t>4.2数据流说明</w:t>
       </w:r>
     </w:p>
     <w:p>
@@ -4801,43 +3758,7 @@
         <w:spacing w:after="40"/>
       </w:pPr>
       <w:r>
-        <w:t>用户在浏览器中操作</w:t>
-      </w:r>
-      <w:r>
-        <w:t>JSP</w:t>
-      </w:r>
-      <w:r>
-        <w:t>页面，前端</w:t>
-      </w:r>
-      <w:r>
-        <w:t>JavaScript</w:t>
-      </w:r>
-      <w:r>
-        <w:t>使用</w:t>
-      </w:r>
-      <w:r>
-        <w:t>fetch</w:t>
-      </w:r>
-      <w:r>
-        <w:t>调用</w:t>
-      </w:r>
-      <w:r>
-        <w:t>http://localhost:8080/api</w:t>
-      </w:r>
-      <w:r>
-        <w:t>下的后端接口，并携带</w:t>
-      </w:r>
-      <w:r>
-        <w:t>Cookie</w:t>
-      </w:r>
-      <w:r>
-        <w:t>保持</w:t>
-      </w:r>
-      <w:r>
-        <w:t>Session</w:t>
-      </w:r>
-      <w:r>
-        <w:t>。</w:t>
+        <w:t>用户在浏览器中操作JSP页面，前端JavaScript使用fetch调用http://localhost:8080/api下的后端接口，并携带Cookie保持Session。</w:t>
       </w:r>
     </w:p>
     <w:p>
@@ -4846,43 +3767,7 @@
         <w:spacing w:after="40"/>
       </w:pPr>
       <w:r>
-        <w:t>后端</w:t>
-      </w:r>
-      <w:r>
-        <w:t>Controller</w:t>
-      </w:r>
-      <w:r>
-        <w:t>接收请求后读取</w:t>
-      </w:r>
-      <w:r>
-        <w:t>HttpSession</w:t>
-      </w:r>
-      <w:r>
-        <w:t>，通过</w:t>
-      </w:r>
-      <w:r>
-        <w:t>AuthService</w:t>
-      </w:r>
-      <w:r>
-        <w:t>校验当前用户；业务处理由</w:t>
-      </w:r>
-      <w:r>
-        <w:t>Service</w:t>
-      </w:r>
-      <w:r>
-        <w:t>完成，数据访问由</w:t>
-      </w:r>
-      <w:r>
-        <w:t>Mapper</w:t>
-      </w:r>
-      <w:r>
-        <w:t>写入或读取</w:t>
-      </w:r>
-      <w:r>
-        <w:t>MySQL</w:t>
-      </w:r>
-      <w:r>
-        <w:t>。</w:t>
+        <w:t>后端Controller接收请求后读取HttpSession，通过AuthService校验当前用户；业务处理由Service完成，数据访问由Mapper写入或读取MySQL。</w:t>
       </w:r>
     </w:p>
     <w:p>
@@ -4891,31 +3776,7 @@
         <w:spacing w:after="40"/>
       </w:pPr>
       <w:r>
-        <w:t>旅游计划附件上传后保存到本地</w:t>
-      </w:r>
-      <w:r>
-        <w:t>storage</w:t>
-      </w:r>
-      <w:r>
-        <w:t>目录，数据库记录</w:t>
-      </w:r>
-      <w:r>
-        <w:t>file_path</w:t>
-      </w:r>
-      <w:r>
-        <w:t>和</w:t>
-      </w:r>
-      <w:r>
-        <w:t>file_name</w:t>
-      </w:r>
-      <w:r>
-        <w:t>；查看附件时后端按权限读取文件并返回</w:t>
-      </w:r>
-      <w:r>
-        <w:t>PDF</w:t>
-      </w:r>
-      <w:r>
-        <w:t>流。</w:t>
+        <w:t>旅游计划附件上传后保存到本地storage目录，数据库记录file_path和file_name；查看附件时后端按权限读取文件并返回PDF流。</w:t>
       </w:r>
     </w:p>
     <w:p>
@@ -4944,19 +3805,7 @@
         <w:rPr>
           <w:lang w:eastAsia="zh-CN"/>
         </w:rPr>
-        <w:t>生成</w:t>
-      </w:r>
-      <w:r>
-        <w:rPr>
-          <w:lang w:eastAsia="zh-CN"/>
-        </w:rPr>
-        <w:t>PDF</w:t>
-      </w:r>
-      <w:r>
-        <w:rPr>
-          <w:lang w:eastAsia="zh-CN"/>
-        </w:rPr>
-        <w:t>字节并返回给浏览器下载。</w:t>
+        <w:t>生成PDF字节并返回给浏览器下载。</w:t>
       </w:r>
     </w:p>
     <w:p>
@@ -4970,15 +3819,7 @@
           <w:color w:val="1F2937"/>
           <w:sz w:val="24"/>
         </w:rPr>
-        <w:t>4.3</w:t>
-      </w:r>
-      <w:r>
-        <w:rPr>
-          <w:rFonts w:ascii="宋体" w:eastAsia="宋体" w:hAnsi="宋体"/>
-          <w:color w:val="1F2937"/>
-          <w:sz w:val="24"/>
-        </w:rPr>
-        <w:t>业务规则说明</w:t>
+        <w:t>4.3业务规则说明</w:t>
       </w:r>
     </w:p>
     <w:p>
@@ -5002,26 +3843,7 @@
         <w:spacing w:after="40"/>
       </w:pPr>
       <w:r>
-        <w:lastRenderedPageBreak/>
-        <w:t>测试用户和管理员的原始密码为</w:t>
-      </w:r>
-      <w:r>
-        <w:t>123456</w:t>
-      </w:r>
-      <w:r>
-        <w:t>，数据库中保存</w:t>
-      </w:r>
-      <w:r>
-        <w:t>MD5</w:t>
-      </w:r>
-      <w:r>
-        <w:t>值</w:t>
-      </w:r>
-      <w:r>
-        <w:t>e10adc3949ba59abbe56e057f20f883e</w:t>
-      </w:r>
-      <w:r>
-        <w:t>。</w:t>
+        <w:t>测试用户和管理员的原始密码为123456，数据库中保存MD5值e10adc3949ba59abbe56e057f20f883e。</w:t>
       </w:r>
     </w:p>
     <w:p>
@@ -5036,13 +3858,7 @@
         <w:rPr>
           <w:lang w:eastAsia="zh-CN"/>
         </w:rPr>
-        <w:t>MySQL</w:t>
-      </w:r>
-      <w:r>
-        <w:rPr>
-          <w:lang w:eastAsia="zh-CN"/>
-        </w:rPr>
-        <w:t>数据库名称必须以</w:t>
+        <w:t>MySQL数据库名称必须以</w:t>
       </w:r>
       <w:proofErr w:type="spellStart"/>
       <w:r>
@@ -5056,13 +3872,7 @@
         <w:rPr>
           <w:lang w:eastAsia="zh-CN"/>
         </w:rPr>
-        <w:t>_</w:t>
-      </w:r>
-      <w:r>
-        <w:rPr>
-          <w:lang w:eastAsia="zh-CN"/>
-        </w:rPr>
-        <w:t>开头，本项目数据库名为</w:t>
+        <w:t>_开头，本项目数据库名为</w:t>
       </w:r>
       <w:proofErr w:type="spellStart"/>
       <w:r>
@@ -5076,19 +3886,7 @@
         <w:rPr>
           <w:lang w:eastAsia="zh-CN"/>
         </w:rPr>
-        <w:t>，连接密码为</w:t>
-      </w:r>
-      <w:r>
-        <w:rPr>
-          <w:lang w:eastAsia="zh-CN"/>
-        </w:rPr>
-        <w:t>1234</w:t>
-      </w:r>
-      <w:r>
-        <w:rPr>
-          <w:lang w:eastAsia="zh-CN"/>
-        </w:rPr>
-        <w:t>。</w:t>
+        <w:t>，连接密码为1234。</w:t>
       </w:r>
     </w:p>
     <w:p>
@@ -5133,6 +3931,7 @@
         <w:rPr>
           <w:lang w:eastAsia="zh-CN"/>
         </w:rPr>
+        <w:lastRenderedPageBreak/>
         <w:t>删除旅游计划前需展示已有申请人，确认删除后关联申请和随行人员随外键级联处理。</w:t>
       </w:r>
     </w:p>
@@ -5158,40 +3957,7 @@
       </w:pPr>
       <w:proofErr w:type="spellStart"/>
       <w:r>
-        <w:t>统一</w:t>
-      </w:r>
-      <w:r>
-        <w:t>JSON</w:t>
-      </w:r>
-      <w:r>
-        <w:t>接口返回</w:t>
-      </w:r>
-      <w:r>
-        <w:t>success</w:t>
-      </w:r>
-      <w:r>
-        <w:t>、</w:t>
-      </w:r>
-      <w:r>
-        <w:t>message</w:t>
-      </w:r>
-      <w:r>
-        <w:t>、</w:t>
-      </w:r>
-      <w:r>
-        <w:t>data</w:t>
-      </w:r>
-      <w:r>
-        <w:t>；</w:t>
-      </w:r>
-      <w:r>
-        <w:t>PDF</w:t>
-      </w:r>
-      <w:r>
-        <w:t>附件和导出接口返回</w:t>
-      </w:r>
-      <w:r>
-        <w:t>application</w:t>
+        <w:t>统一JSON接口返回success、message、data；PDF附件和导出接口返回application</w:t>
       </w:r>
       <w:proofErr w:type="spellEnd"/>
       <w:r>
@@ -5199,10 +3965,7 @@
       </w:r>
       <w:proofErr w:type="spellStart"/>
       <w:r>
-        <w:t>pdf</w:t>
-      </w:r>
-      <w:r>
-        <w:t>文件流</w:t>
+        <w:t>pdf文件流</w:t>
       </w:r>
       <w:proofErr w:type="spellEnd"/>
       <w:r>
@@ -5234,31 +3997,7 @@
         <w:rPr>
           <w:lang w:eastAsia="zh-CN"/>
         </w:rPr>
-        <w:t>本附件按数</w:t>
-      </w:r>
-      <w:r>
-        <w:rPr>
-          <w:lang w:eastAsia="zh-CN"/>
-        </w:rPr>
-        <w:t>据库表分别说明字段结构。字段、类型、长度、默认值、键</w:t>
-      </w:r>
-      <w:r>
-        <w:rPr>
-          <w:lang w:eastAsia="zh-CN"/>
-        </w:rPr>
-        <w:t>/</w:t>
-      </w:r>
-      <w:r>
-        <w:rPr>
-          <w:lang w:eastAsia="zh-CN"/>
-        </w:rPr>
-        <w:t>索引和说明均依据</w:t>
-      </w:r>
-      <w:r>
-        <w:rPr>
-          <w:lang w:eastAsia="zh-CN"/>
-        </w:rPr>
-        <w:t>back-end/</w:t>
+        <w:t>本附件按数据库表分别说明字段结构。字段、类型、长度、默认值、键/索引和说明均依据back-end/</w:t>
       </w:r>
       <w:proofErr w:type="spellStart"/>
       <w:r>
@@ -5304,34 +4043,7 @@
           <w:sz w:val="24"/>
           <w:lang w:eastAsia="zh-CN"/>
         </w:rPr>
-        <w:t>附件</w:t>
-      </w:r>
-      <w:r>
-        <w:rPr>
-          <w:rFonts w:ascii="宋体" w:eastAsia="宋体" w:hAnsi="宋体"/>
-          <w:color w:val="1F2937"/>
-          <w:sz w:val="24"/>
-          <w:lang w:eastAsia="zh-CN"/>
-        </w:rPr>
-        <w:t>.1</w:t>
-      </w:r>
-      <w:r>
-        <w:rPr>
-          <w:rFonts w:ascii="宋体" w:eastAsia="宋体" w:hAnsi="宋体"/>
-          <w:color w:val="1F2937"/>
-          <w:sz w:val="24"/>
-          <w:lang w:eastAsia="zh-CN"/>
-        </w:rPr>
-        <w:t>users</w:t>
-      </w:r>
-      <w:r>
-        <w:rPr>
-          <w:rFonts w:ascii="宋体" w:eastAsia="宋体" w:hAnsi="宋体"/>
-          <w:color w:val="1F2937"/>
-          <w:sz w:val="24"/>
-          <w:lang w:eastAsia="zh-CN"/>
-        </w:rPr>
-        <w:t>表</w:t>
+        <w:t>附件.1users表</w:t>
       </w:r>
     </w:p>
     <w:p>
@@ -5345,13 +4057,7 @@
         <w:rPr>
           <w:lang w:eastAsia="zh-CN"/>
         </w:rPr>
-        <w:t>users</w:t>
-      </w:r>
-      <w:r>
-        <w:rPr>
-          <w:lang w:eastAsia="zh-CN"/>
-        </w:rPr>
-        <w:t>表用于保存系统用户和管理员账号信息。</w:t>
+        <w:t>users表用于保存系统用户和管理员账号信息。</w:t>
       </w:r>
     </w:p>
     <w:tbl>
@@ -5467,42 +4173,26 @@
                 <w:color w:val="1F2937"/>
                 <w:sz w:val="18"/>
               </w:rPr>
-              <w:t>键</w:t>
-            </w:r>
+              <w:t>键/索引</w:t>
+            </w:r>
+          </w:p>
+        </w:tc>
+        <w:tc>
+          <w:tcPr>
+            <w:tcW w:w="2721" w:type="dxa"/>
+            <w:shd w:val="clear" w:color="auto" w:fill="D9EAF7"/>
+            <w:vAlign w:val="center"/>
+          </w:tcPr>
+          <w:p>
+            <w:pPr>
+              <w:spacing w:line="252" w:lineRule="auto"/>
+            </w:pPr>
             <w:r>
               <w:rPr>
                 <w:b/>
                 <w:color w:val="1F2937"/>
                 <w:sz w:val="18"/>
               </w:rPr>
-              <w:t>/</w:t>
-            </w:r>
-            <w:r>
-              <w:rPr>
-                <w:b/>
-                <w:color w:val="1F2937"/>
-                <w:sz w:val="18"/>
-              </w:rPr>
-              <w:t>索引</w:t>
-            </w:r>
-          </w:p>
-        </w:tc>
-        <w:tc>
-          <w:tcPr>
-            <w:tcW w:w="2721" w:type="dxa"/>
-            <w:shd w:val="clear" w:color="auto" w:fill="D9EAF7"/>
-            <w:vAlign w:val="center"/>
-          </w:tcPr>
-          <w:p>
-            <w:pPr>
-              <w:spacing w:line="252" w:lineRule="auto"/>
-            </w:pPr>
-            <w:r>
-              <w:rPr>
-                <w:b/>
-                <w:color w:val="1F2937"/>
-                <w:sz w:val="18"/>
-              </w:rPr>
               <w:t>说明</w:t>
             </w:r>
           </w:p>
@@ -5611,21 +4301,7 @@
                 <w:sz w:val="17"/>
                 <w:lang w:eastAsia="zh-CN"/>
               </w:rPr>
-              <w:t>用户</w:t>
-            </w:r>
-            <w:r>
-              <w:rPr>
-                <w:sz w:val="17"/>
-                <w:lang w:eastAsia="zh-CN"/>
-              </w:rPr>
-              <w:t>ID</w:t>
-            </w:r>
-            <w:r>
-              <w:rPr>
-                <w:sz w:val="17"/>
-                <w:lang w:eastAsia="zh-CN"/>
-              </w:rPr>
-              <w:t>，自增主键。</w:t>
+              <w:t>用户ID，自增主键。</w:t>
             </w:r>
           </w:p>
         </w:tc>
@@ -6051,35 +4727,7 @@
                 <w:sz w:val="17"/>
                 <w:lang w:eastAsia="zh-CN"/>
               </w:rPr>
-              <w:t>用户角色，</w:t>
-            </w:r>
-            <w:r>
-              <w:rPr>
-                <w:sz w:val="17"/>
-                <w:lang w:eastAsia="zh-CN"/>
-              </w:rPr>
-              <w:t>0</w:t>
-            </w:r>
-            <w:r>
-              <w:rPr>
-                <w:sz w:val="17"/>
-                <w:lang w:eastAsia="zh-CN"/>
-              </w:rPr>
-              <w:t>表示管理员，</w:t>
-            </w:r>
-            <w:r>
-              <w:rPr>
-                <w:sz w:val="17"/>
-                <w:lang w:eastAsia="zh-CN"/>
-              </w:rPr>
-              <w:t>1</w:t>
-            </w:r>
-            <w:r>
-              <w:rPr>
-                <w:sz w:val="17"/>
-                <w:lang w:eastAsia="zh-CN"/>
-              </w:rPr>
-              <w:t>表示普通用户。</w:t>
+              <w:t>用户角色，0表示管理员，1表示普通用户。</w:t>
             </w:r>
           </w:p>
         </w:tc>
@@ -6187,28 +4835,7 @@
                 <w:sz w:val="17"/>
                 <w:lang w:eastAsia="zh-CN"/>
               </w:rPr>
-              <w:t>MD5</w:t>
-            </w:r>
-            <w:r>
-              <w:rPr>
-                <w:sz w:val="17"/>
-                <w:lang w:eastAsia="zh-CN"/>
-              </w:rPr>
-              <w:t>加密后的密码。测试账号原密码为</w:t>
-            </w:r>
-            <w:r>
-              <w:rPr>
-                <w:sz w:val="17"/>
-                <w:lang w:eastAsia="zh-CN"/>
-              </w:rPr>
-              <w:t>123456</w:t>
-            </w:r>
-            <w:r>
-              <w:rPr>
-                <w:sz w:val="17"/>
-                <w:lang w:eastAsia="zh-CN"/>
-              </w:rPr>
-              <w:t>。</w:t>
+              <w:t>MD5加密后的密码。测试账号原密码为123456。</w:t>
             </w:r>
           </w:p>
         </w:tc>
@@ -6433,31 +5060,7 @@
           <w:color w:val="1F2937"/>
           <w:sz w:val="24"/>
         </w:rPr>
-        <w:t>附件</w:t>
-      </w:r>
-      <w:r>
-        <w:rPr>
-          <w:rFonts w:ascii="宋体" w:eastAsia="宋体" w:hAnsi="宋体"/>
-          <w:color w:val="1F2937"/>
-          <w:sz w:val="24"/>
-        </w:rPr>
-        <w:t>.2</w:t>
-      </w:r>
-      <w:r>
-        <w:rPr>
-          <w:rFonts w:ascii="宋体" w:eastAsia="宋体" w:hAnsi="宋体"/>
-          <w:color w:val="1F2937"/>
-          <w:sz w:val="24"/>
-        </w:rPr>
-        <w:t>travel_plans</w:t>
-      </w:r>
-      <w:r>
-        <w:rPr>
-          <w:rFonts w:ascii="宋体" w:eastAsia="宋体" w:hAnsi="宋体"/>
-          <w:color w:val="1F2937"/>
-          <w:sz w:val="24"/>
-        </w:rPr>
-        <w:t>表</w:t>
+        <w:t>附件.2travel_plans表</w:t>
       </w:r>
     </w:p>
     <w:p>
@@ -6466,16 +5069,7 @@
       </w:pPr>
       <w:proofErr w:type="spellStart"/>
       <w:r>
-        <w:t>travel_plans</w:t>
-      </w:r>
-      <w:r>
-        <w:t>表用于保存旅游计划基础信息、公开状态和</w:t>
-      </w:r>
-      <w:r>
-        <w:t>PDF</w:t>
-      </w:r>
-      <w:r>
-        <w:t>附件信息</w:t>
+        <w:t>travel_plans表用于保存旅游计划基础信息、公开状态和PDF附件信息</w:t>
       </w:r>
       <w:proofErr w:type="spellEnd"/>
       <w:r>
@@ -6593,42 +5187,26 @@
                 <w:color w:val="1F2937"/>
                 <w:sz w:val="18"/>
               </w:rPr>
-              <w:t>键</w:t>
-            </w:r>
+              <w:t>键/索引</w:t>
+            </w:r>
+          </w:p>
+        </w:tc>
+        <w:tc>
+          <w:tcPr>
+            <w:tcW w:w="2721" w:type="dxa"/>
+            <w:shd w:val="clear" w:color="auto" w:fill="D9EAF7"/>
+            <w:vAlign w:val="center"/>
+          </w:tcPr>
+          <w:p>
+            <w:pPr>
+              <w:spacing w:line="252" w:lineRule="auto"/>
+            </w:pPr>
             <w:r>
               <w:rPr>
                 <w:b/>
                 <w:color w:val="1F2937"/>
                 <w:sz w:val="18"/>
               </w:rPr>
-              <w:t>/</w:t>
-            </w:r>
-            <w:r>
-              <w:rPr>
-                <w:b/>
-                <w:color w:val="1F2937"/>
-                <w:sz w:val="18"/>
-              </w:rPr>
-              <w:t>索引</w:t>
-            </w:r>
-          </w:p>
-        </w:tc>
-        <w:tc>
-          <w:tcPr>
-            <w:tcW w:w="2721" w:type="dxa"/>
-            <w:shd w:val="clear" w:color="auto" w:fill="D9EAF7"/>
-            <w:vAlign w:val="center"/>
-          </w:tcPr>
-          <w:p>
-            <w:pPr>
-              <w:spacing w:line="252" w:lineRule="auto"/>
-            </w:pPr>
-            <w:r>
-              <w:rPr>
-                <w:b/>
-                <w:color w:val="1F2937"/>
-                <w:sz w:val="18"/>
-              </w:rPr>
               <w:t>说明</w:t>
             </w:r>
           </w:p>
@@ -6737,21 +5315,7 @@
                 <w:sz w:val="17"/>
                 <w:lang w:eastAsia="zh-CN"/>
               </w:rPr>
-              <w:t>旅游计划</w:t>
-            </w:r>
-            <w:r>
-              <w:rPr>
-                <w:sz w:val="17"/>
-                <w:lang w:eastAsia="zh-CN"/>
-              </w:rPr>
-              <w:t>ID</w:t>
-            </w:r>
-            <w:r>
-              <w:rPr>
-                <w:sz w:val="17"/>
-                <w:lang w:eastAsia="zh-CN"/>
-              </w:rPr>
-              <w:t>，自增主键。</w:t>
+              <w:t>旅游计划ID，自增主键。</w:t>
             </w:r>
           </w:p>
         </w:tc>
@@ -7596,25 +6160,7 @@
               <w:rPr>
                 <w:sz w:val="17"/>
               </w:rPr>
-              <w:t>PDF</w:t>
-            </w:r>
-            <w:r>
-              <w:rPr>
-                <w:sz w:val="17"/>
-              </w:rPr>
-              <w:t>附件在</w:t>
-            </w:r>
-            <w:r>
-              <w:rPr>
-                <w:sz w:val="17"/>
-              </w:rPr>
-              <w:t>storage</w:t>
-            </w:r>
-            <w:r>
-              <w:rPr>
-                <w:sz w:val="17"/>
-              </w:rPr>
-              <w:t>目录下的保存路径</w:t>
+              <w:t>PDF附件在storage目录下的保存路径</w:t>
             </w:r>
             <w:proofErr w:type="spellEnd"/>
             <w:r>
@@ -7726,13 +6272,7 @@
               <w:rPr>
                 <w:sz w:val="17"/>
               </w:rPr>
-              <w:t>PDF</w:t>
-            </w:r>
-            <w:r>
-              <w:rPr>
-                <w:sz w:val="17"/>
-              </w:rPr>
-              <w:t>附件原始文件名</w:t>
+              <w:t>PDF附件原始文件名</w:t>
             </w:r>
             <w:proofErr w:type="spellEnd"/>
             <w:r>
@@ -7847,21 +6387,7 @@
                 <w:sz w:val="17"/>
                 <w:lang w:eastAsia="zh-CN"/>
               </w:rPr>
-              <w:t>计划状态，</w:t>
-            </w:r>
-            <w:r>
-              <w:rPr>
-                <w:sz w:val="17"/>
-                <w:lang w:eastAsia="zh-CN"/>
-              </w:rPr>
-              <w:t>0</w:t>
-            </w:r>
-            <w:r>
-              <w:rPr>
-                <w:sz w:val="17"/>
-                <w:lang w:eastAsia="zh-CN"/>
-              </w:rPr>
-              <w:t>表示可申请。</w:t>
+              <w:t>计划状态，0表示可申请。</w:t>
             </w:r>
           </w:p>
         </w:tc>
@@ -8088,31 +6614,7 @@
           <w:color w:val="1F2937"/>
           <w:sz w:val="24"/>
         </w:rPr>
-        <w:t>附件</w:t>
-      </w:r>
-      <w:r>
-        <w:rPr>
-          <w:rFonts w:ascii="宋体" w:eastAsia="宋体" w:hAnsi="宋体"/>
-          <w:color w:val="1F2937"/>
-          <w:sz w:val="24"/>
-        </w:rPr>
-        <w:t>.3</w:t>
-      </w:r>
-      <w:r>
-        <w:rPr>
-          <w:rFonts w:ascii="宋体" w:eastAsia="宋体" w:hAnsi="宋体"/>
-          <w:color w:val="1F2937"/>
-          <w:sz w:val="24"/>
-        </w:rPr>
-        <w:t>applications</w:t>
-      </w:r>
-      <w:r>
-        <w:rPr>
-          <w:rFonts w:ascii="宋体" w:eastAsia="宋体" w:hAnsi="宋体"/>
-          <w:color w:val="1F2937"/>
-          <w:sz w:val="24"/>
-        </w:rPr>
-        <w:t>表</w:t>
+        <w:t>附件.3applications表</w:t>
       </w:r>
     </w:p>
     <w:p>
@@ -8121,10 +6623,7 @@
       </w:pPr>
       <w:proofErr w:type="spellStart"/>
       <w:r>
-        <w:t>applications</w:t>
-      </w:r>
-      <w:r>
-        <w:t>表用于保存用户对旅游计划提交的申请记录</w:t>
+        <w:t>applications表用于保存用户对旅游计划提交的申请记录</w:t>
       </w:r>
       <w:proofErr w:type="spellEnd"/>
       <w:r>
@@ -8202,22 +6701,33 @@
                 <w:color w:val="1F2937"/>
                 <w:sz w:val="18"/>
               </w:rPr>
-              <w:t>长</w:t>
-            </w:r>
+              <w:t>长度</w:t>
+            </w:r>
+          </w:p>
+        </w:tc>
+        <w:tc>
+          <w:tcPr>
+            <w:tcW w:w="1474" w:type="dxa"/>
+            <w:shd w:val="clear" w:color="auto" w:fill="D9EAF7"/>
+            <w:vAlign w:val="center"/>
+          </w:tcPr>
+          <w:p>
+            <w:pPr>
+              <w:spacing w:line="252" w:lineRule="auto"/>
+            </w:pPr>
             <w:r>
               <w:rPr>
                 <w:b/>
                 <w:color w:val="1F2937"/>
                 <w:sz w:val="18"/>
               </w:rPr>
-              <w:lastRenderedPageBreak/>
-              <w:t>度</w:t>
-            </w:r>
-          </w:p>
-        </w:tc>
-        <w:tc>
-          <w:tcPr>
-            <w:tcW w:w="1474" w:type="dxa"/>
+              <w:t>默认值</w:t>
+            </w:r>
+          </w:p>
+        </w:tc>
+        <w:tc>
+          <w:tcPr>
+            <w:tcW w:w="1814" w:type="dxa"/>
             <w:shd w:val="clear" w:color="auto" w:fill="D9EAF7"/>
             <w:vAlign w:val="center"/>
           </w:tcPr>
@@ -8231,14 +6741,13 @@
                 <w:color w:val="1F2937"/>
                 <w:sz w:val="18"/>
               </w:rPr>
-              <w:lastRenderedPageBreak/>
-              <w:t>默认值</w:t>
-            </w:r>
-          </w:p>
-        </w:tc>
-        <w:tc>
-          <w:tcPr>
-            <w:tcW w:w="1814" w:type="dxa"/>
+              <w:t>键/索引</w:t>
+            </w:r>
+          </w:p>
+        </w:tc>
+        <w:tc>
+          <w:tcPr>
+            <w:tcW w:w="2721" w:type="dxa"/>
             <w:shd w:val="clear" w:color="auto" w:fill="D9EAF7"/>
             <w:vAlign w:val="center"/>
           </w:tcPr>
@@ -8252,42 +6761,6 @@
                 <w:color w:val="1F2937"/>
                 <w:sz w:val="18"/>
               </w:rPr>
-              <w:t>键</w:t>
-            </w:r>
-            <w:r>
-              <w:rPr>
-                <w:b/>
-                <w:color w:val="1F2937"/>
-                <w:sz w:val="18"/>
-              </w:rPr>
-              <w:t>/</w:t>
-            </w:r>
-            <w:r>
-              <w:rPr>
-                <w:b/>
-                <w:color w:val="1F2937"/>
-                <w:sz w:val="18"/>
-              </w:rPr>
-              <w:t>索引</w:t>
-            </w:r>
-          </w:p>
-        </w:tc>
-        <w:tc>
-          <w:tcPr>
-            <w:tcW w:w="2721" w:type="dxa"/>
-            <w:shd w:val="clear" w:color="auto" w:fill="D9EAF7"/>
-            <w:vAlign w:val="center"/>
-          </w:tcPr>
-          <w:p>
-            <w:pPr>
-              <w:spacing w:line="252" w:lineRule="auto"/>
-            </w:pPr>
-            <w:r>
-              <w:rPr>
-                <w:b/>
-                <w:color w:val="1F2937"/>
-                <w:sz w:val="18"/>
-              </w:rPr>
               <w:t>说明</w:t>
             </w:r>
           </w:p>
@@ -8307,7 +6780,6 @@
               <w:rPr>
                 <w:sz w:val="17"/>
               </w:rPr>
-              <w:lastRenderedPageBreak/>
               <w:t>id</w:t>
             </w:r>
           </w:p>
@@ -8397,21 +6869,7 @@
                 <w:sz w:val="17"/>
                 <w:lang w:eastAsia="zh-CN"/>
               </w:rPr>
-              <w:t>申请</w:t>
-            </w:r>
-            <w:r>
-              <w:rPr>
-                <w:sz w:val="17"/>
-                <w:lang w:eastAsia="zh-CN"/>
-              </w:rPr>
-              <w:t>ID</w:t>
-            </w:r>
-            <w:r>
-              <w:rPr>
-                <w:sz w:val="17"/>
-                <w:lang w:eastAsia="zh-CN"/>
-              </w:rPr>
-              <w:t>，自增主键。</w:t>
+              <w:t>申请ID，自增主键。</w:t>
             </w:r>
           </w:p>
         </w:tc>
@@ -8501,25 +6959,7 @@
               <w:rPr>
                 <w:sz w:val="17"/>
               </w:rPr>
-              <w:t>外键</w:t>
-            </w:r>
-            <w:r>
-              <w:rPr>
-                <w:sz w:val="17"/>
-              </w:rPr>
-              <w:t>fk_applications_plan</w:t>
-            </w:r>
-            <w:r>
-              <w:rPr>
-                <w:sz w:val="17"/>
-              </w:rPr>
-              <w:t>；普通索引</w:t>
-            </w:r>
-            <w:r>
-              <w:rPr>
-                <w:sz w:val="17"/>
-              </w:rPr>
-              <w:t>idx_applications_plan_status</w:t>
+              <w:t>外键fk_applications_plan；普通索引idx_applications_plan_status</w:t>
             </w:r>
             <w:proofErr w:type="spellEnd"/>
           </w:p>
@@ -8538,26 +6978,14 @@
               <w:rPr>
                 <w:sz w:val="17"/>
               </w:rPr>
-              <w:t>关联</w:t>
-            </w:r>
-            <w:r>
-              <w:rPr>
-                <w:sz w:val="17"/>
-              </w:rPr>
-              <w:t>travel_plans</w:t>
+              <w:t>关联travel_plans</w:t>
             </w:r>
             <w:proofErr w:type="spellEnd"/>
             <w:r>
               <w:rPr>
                 <w:sz w:val="17"/>
               </w:rPr>
-              <w:t>(id)</w:t>
-            </w:r>
-            <w:r>
-              <w:rPr>
-                <w:sz w:val="17"/>
-              </w:rPr>
-              <w:t>，</w:t>
+              <w:t>(id)，</w:t>
             </w:r>
             <w:proofErr w:type="spellStart"/>
             <w:r>
@@ -8659,25 +7087,7 @@
               <w:rPr>
                 <w:sz w:val="17"/>
               </w:rPr>
-              <w:t>外键</w:t>
-            </w:r>
-            <w:r>
-              <w:rPr>
-                <w:sz w:val="17"/>
-              </w:rPr>
-              <w:t>fk_applications_user</w:t>
-            </w:r>
-            <w:r>
-              <w:rPr>
-                <w:sz w:val="17"/>
-              </w:rPr>
-              <w:t>；普通索引</w:t>
-            </w:r>
-            <w:r>
-              <w:rPr>
-                <w:sz w:val="17"/>
-              </w:rPr>
-              <w:t>idx_applications_user</w:t>
+              <w:t>外键fk_applications_user；普通索引idx_applications_user</w:t>
             </w:r>
             <w:proofErr w:type="spellEnd"/>
           </w:p>
@@ -8696,26 +7106,14 @@
               <w:rPr>
                 <w:sz w:val="17"/>
               </w:rPr>
-              <w:t>关联</w:t>
-            </w:r>
-            <w:r>
-              <w:rPr>
-                <w:sz w:val="17"/>
-              </w:rPr>
-              <w:t>users</w:t>
+              <w:t>关联users</w:t>
             </w:r>
             <w:proofErr w:type="spellEnd"/>
             <w:r>
               <w:rPr>
                 <w:sz w:val="17"/>
               </w:rPr>
-              <w:t>(id)</w:t>
-            </w:r>
-            <w:r>
-              <w:rPr>
-                <w:sz w:val="17"/>
-              </w:rPr>
-              <w:t>，</w:t>
+              <w:t>(id)，</w:t>
             </w:r>
             <w:proofErr w:type="spellStart"/>
             <w:r>
@@ -8748,6 +7146,7 @@
               <w:rPr>
                 <w:sz w:val="17"/>
               </w:rPr>
+              <w:lastRenderedPageBreak/>
               <w:t>applicant_count</w:t>
             </w:r>
           </w:p>
@@ -9029,13 +7428,7 @@
               <w:rPr>
                 <w:sz w:val="17"/>
               </w:rPr>
-              <w:t>普通索引</w:t>
-            </w:r>
-            <w:r>
-              <w:rPr>
-                <w:sz w:val="17"/>
-              </w:rPr>
-              <w:t>idx_applications_plan_status</w:t>
+              <w:t>普通索引idx_applications_plan_status</w:t>
             </w:r>
             <w:proofErr w:type="spellEnd"/>
           </w:p>
@@ -9053,19 +7446,7 @@
               <w:rPr>
                 <w:sz w:val="17"/>
               </w:rPr>
-              <w:t>申请状态，默认</w:t>
-            </w:r>
-            <w:r>
-              <w:rPr>
-                <w:sz w:val="17"/>
-              </w:rPr>
-              <w:t>0</w:t>
-            </w:r>
-            <w:r>
-              <w:rPr>
-                <w:sz w:val="17"/>
-              </w:rPr>
-              <w:t>。</w:t>
+              <w:t>申请状态，默认0。</w:t>
             </w:r>
           </w:p>
         </w:tc>
@@ -9290,31 +7671,7 @@
           <w:color w:val="1F2937"/>
           <w:sz w:val="24"/>
         </w:rPr>
-        <w:t>附件</w:t>
-      </w:r>
-      <w:r>
-        <w:rPr>
-          <w:rFonts w:ascii="宋体" w:eastAsia="宋体" w:hAnsi="宋体"/>
-          <w:color w:val="1F2937"/>
-          <w:sz w:val="24"/>
-        </w:rPr>
-        <w:t>.4</w:t>
-      </w:r>
-      <w:r>
-        <w:rPr>
-          <w:rFonts w:ascii="宋体" w:eastAsia="宋体" w:hAnsi="宋体"/>
-          <w:color w:val="1F2937"/>
-          <w:sz w:val="24"/>
-        </w:rPr>
-        <w:t>companions</w:t>
-      </w:r>
-      <w:r>
-        <w:rPr>
-          <w:rFonts w:ascii="宋体" w:eastAsia="宋体" w:hAnsi="宋体"/>
-          <w:color w:val="1F2937"/>
-          <w:sz w:val="24"/>
-        </w:rPr>
-        <w:t>表</w:t>
+        <w:t>附件.4companions表</w:t>
       </w:r>
     </w:p>
     <w:p>
@@ -9323,10 +7680,7 @@
       </w:pPr>
       <w:proofErr w:type="spellStart"/>
       <w:r>
-        <w:t>companions</w:t>
-      </w:r>
-      <w:r>
-        <w:t>表用于保存某条申请下的随行人员信息</w:t>
+        <w:t>companions表用于保存某条申请下的随行人员信息</w:t>
       </w:r>
       <w:proofErr w:type="spellEnd"/>
       <w:r>
@@ -9444,42 +7798,26 @@
                 <w:color w:val="1F2937"/>
                 <w:sz w:val="18"/>
               </w:rPr>
-              <w:t>键</w:t>
-            </w:r>
+              <w:t>键/索引</w:t>
+            </w:r>
+          </w:p>
+        </w:tc>
+        <w:tc>
+          <w:tcPr>
+            <w:tcW w:w="2721" w:type="dxa"/>
+            <w:shd w:val="clear" w:color="auto" w:fill="D9EAF7"/>
+            <w:vAlign w:val="center"/>
+          </w:tcPr>
+          <w:p>
+            <w:pPr>
+              <w:spacing w:line="252" w:lineRule="auto"/>
+            </w:pPr>
             <w:r>
               <w:rPr>
                 <w:b/>
                 <w:color w:val="1F2937"/>
                 <w:sz w:val="18"/>
               </w:rPr>
-              <w:t>/</w:t>
-            </w:r>
-            <w:r>
-              <w:rPr>
-                <w:b/>
-                <w:color w:val="1F2937"/>
-                <w:sz w:val="18"/>
-              </w:rPr>
-              <w:t>索引</w:t>
-            </w:r>
-          </w:p>
-        </w:tc>
-        <w:tc>
-          <w:tcPr>
-            <w:tcW w:w="2721" w:type="dxa"/>
-            <w:shd w:val="clear" w:color="auto" w:fill="D9EAF7"/>
-            <w:vAlign w:val="center"/>
-          </w:tcPr>
-          <w:p>
-            <w:pPr>
-              <w:spacing w:line="252" w:lineRule="auto"/>
-            </w:pPr>
-            <w:r>
-              <w:rPr>
-                <w:b/>
-                <w:color w:val="1F2937"/>
-                <w:sz w:val="18"/>
-              </w:rPr>
               <w:t>说明</w:t>
             </w:r>
           </w:p>
@@ -9588,21 +7926,7 @@
                 <w:sz w:val="17"/>
                 <w:lang w:eastAsia="zh-CN"/>
               </w:rPr>
-              <w:t>随行人员</w:t>
-            </w:r>
-            <w:r>
-              <w:rPr>
-                <w:sz w:val="17"/>
-                <w:lang w:eastAsia="zh-CN"/>
-              </w:rPr>
-              <w:t>ID</w:t>
-            </w:r>
-            <w:r>
-              <w:rPr>
-                <w:sz w:val="17"/>
-                <w:lang w:eastAsia="zh-CN"/>
-              </w:rPr>
-              <w:t>，自增主键。</w:t>
+              <w:t>随行人员ID，自增主键。</w:t>
             </w:r>
           </w:p>
         </w:tc>
@@ -9692,13 +8016,7 @@
               <w:rPr>
                 <w:sz w:val="17"/>
               </w:rPr>
-              <w:t>外键</w:t>
-            </w:r>
-            <w:r>
-              <w:rPr>
-                <w:sz w:val="17"/>
-              </w:rPr>
-              <w:t>fk_companions_application</w:t>
+              <w:t>外键fk_companions_application</w:t>
             </w:r>
             <w:proofErr w:type="spellEnd"/>
           </w:p>
@@ -9717,26 +8035,14 @@
               <w:rPr>
                 <w:sz w:val="17"/>
               </w:rPr>
-              <w:t>关联</w:t>
-            </w:r>
-            <w:r>
-              <w:rPr>
-                <w:sz w:val="17"/>
-              </w:rPr>
-              <w:t>applications</w:t>
+              <w:t>关联applications</w:t>
             </w:r>
             <w:proofErr w:type="spellEnd"/>
             <w:r>
               <w:rPr>
                 <w:sz w:val="17"/>
               </w:rPr>
-              <w:t>(id)</w:t>
-            </w:r>
-            <w:r>
-              <w:rPr>
-                <w:sz w:val="17"/>
-              </w:rPr>
-              <w:t>，</w:t>
+              <w:t>(id)，</w:t>
             </w:r>
             <w:proofErr w:type="spellStart"/>
             <w:r>
@@ -10391,31 +8697,7 @@
           <w:color w:val="1F2937"/>
           <w:sz w:val="24"/>
         </w:rPr>
-        <w:t>附件</w:t>
-      </w:r>
-      <w:r>
-        <w:rPr>
-          <w:rFonts w:ascii="宋体" w:eastAsia="宋体" w:hAnsi="宋体"/>
-          <w:color w:val="1F2937"/>
-          <w:sz w:val="24"/>
-        </w:rPr>
-        <w:t>.5</w:t>
-      </w:r>
-      <w:r>
-        <w:rPr>
-          <w:rFonts w:ascii="宋体" w:eastAsia="宋体" w:hAnsi="宋体"/>
-          <w:color w:val="1F2937"/>
-          <w:sz w:val="24"/>
-        </w:rPr>
-        <w:t>consultations</w:t>
-      </w:r>
-      <w:r>
-        <w:rPr>
-          <w:rFonts w:ascii="宋体" w:eastAsia="宋体" w:hAnsi="宋体"/>
-          <w:color w:val="1F2937"/>
-          <w:sz w:val="24"/>
-        </w:rPr>
-        <w:t>表</w:t>
+        <w:t>附件.5consultations表</w:t>
       </w:r>
     </w:p>
     <w:p>
@@ -10424,10 +8706,7 @@
       </w:pPr>
       <w:proofErr w:type="spellStart"/>
       <w:r>
-        <w:t>consultations</w:t>
-      </w:r>
-      <w:r>
-        <w:t>表用于保存围绕旅游计划产生的咨询和回复消息</w:t>
+        <w:t>consultations表用于保存围绕旅游计划产生的咨询和回复消息</w:t>
       </w:r>
       <w:proofErr w:type="spellEnd"/>
       <w:r>
@@ -10545,42 +8824,26 @@
                 <w:color w:val="1F2937"/>
                 <w:sz w:val="18"/>
               </w:rPr>
-              <w:t>键</w:t>
-            </w:r>
+              <w:t>键/索引</w:t>
+            </w:r>
+          </w:p>
+        </w:tc>
+        <w:tc>
+          <w:tcPr>
+            <w:tcW w:w="2721" w:type="dxa"/>
+            <w:shd w:val="clear" w:color="auto" w:fill="D9EAF7"/>
+            <w:vAlign w:val="center"/>
+          </w:tcPr>
+          <w:p>
+            <w:pPr>
+              <w:spacing w:line="252" w:lineRule="auto"/>
+            </w:pPr>
             <w:r>
               <w:rPr>
                 <w:b/>
                 <w:color w:val="1F2937"/>
                 <w:sz w:val="18"/>
               </w:rPr>
-              <w:t>/</w:t>
-            </w:r>
-            <w:r>
-              <w:rPr>
-                <w:b/>
-                <w:color w:val="1F2937"/>
-                <w:sz w:val="18"/>
-              </w:rPr>
-              <w:t>索引</w:t>
-            </w:r>
-          </w:p>
-        </w:tc>
-        <w:tc>
-          <w:tcPr>
-            <w:tcW w:w="2721" w:type="dxa"/>
-            <w:shd w:val="clear" w:color="auto" w:fill="D9EAF7"/>
-            <w:vAlign w:val="center"/>
-          </w:tcPr>
-          <w:p>
-            <w:pPr>
-              <w:spacing w:line="252" w:lineRule="auto"/>
-            </w:pPr>
-            <w:r>
-              <w:rPr>
-                <w:b/>
-                <w:color w:val="1F2937"/>
-                <w:sz w:val="18"/>
-              </w:rPr>
               <w:t>说明</w:t>
             </w:r>
           </w:p>
@@ -10689,21 +8952,7 @@
                 <w:sz w:val="17"/>
                 <w:lang w:eastAsia="zh-CN"/>
               </w:rPr>
-              <w:t>咨询消息</w:t>
-            </w:r>
-            <w:r>
-              <w:rPr>
-                <w:sz w:val="17"/>
-                <w:lang w:eastAsia="zh-CN"/>
-              </w:rPr>
-              <w:t>ID</w:t>
-            </w:r>
-            <w:r>
-              <w:rPr>
-                <w:sz w:val="17"/>
-                <w:lang w:eastAsia="zh-CN"/>
-              </w:rPr>
-              <w:t>，自增主键。</w:t>
+              <w:t>咨询消息ID，自增主键。</w:t>
             </w:r>
           </w:p>
         </w:tc>
@@ -10793,25 +9042,7 @@
               <w:rPr>
                 <w:sz w:val="17"/>
               </w:rPr>
-              <w:t>外键</w:t>
-            </w:r>
-            <w:r>
-              <w:rPr>
-                <w:sz w:val="17"/>
-              </w:rPr>
-              <w:t>fk_consultations_plan</w:t>
-            </w:r>
-            <w:r>
-              <w:rPr>
-                <w:sz w:val="17"/>
-              </w:rPr>
-              <w:t>；普通索引</w:t>
-            </w:r>
-            <w:r>
-              <w:rPr>
-                <w:sz w:val="17"/>
-              </w:rPr>
-              <w:t>idx_consultations_plan_user</w:t>
+              <w:t>外键fk_consultations_plan；普通索引idx_consultations_plan_user</w:t>
             </w:r>
             <w:proofErr w:type="spellEnd"/>
           </w:p>
@@ -10830,26 +9061,14 @@
               <w:rPr>
                 <w:sz w:val="17"/>
               </w:rPr>
-              <w:t>关联</w:t>
-            </w:r>
-            <w:r>
-              <w:rPr>
-                <w:sz w:val="17"/>
-              </w:rPr>
-              <w:t>travel_plans</w:t>
+              <w:t>关联travel_plans</w:t>
             </w:r>
             <w:proofErr w:type="spellEnd"/>
             <w:r>
               <w:rPr>
                 <w:sz w:val="17"/>
               </w:rPr>
-              <w:t>(id)</w:t>
-            </w:r>
-            <w:r>
-              <w:rPr>
-                <w:sz w:val="17"/>
-              </w:rPr>
-              <w:t>，</w:t>
+              <w:t>(id)，</w:t>
             </w:r>
             <w:proofErr w:type="spellStart"/>
             <w:r>
@@ -10951,13 +9170,7 @@
               <w:rPr>
                 <w:sz w:val="17"/>
               </w:rPr>
-              <w:t>外键</w:t>
-            </w:r>
-            <w:r>
-              <w:rPr>
-                <w:sz w:val="17"/>
-              </w:rPr>
-              <w:t>fk_consultations_user</w:t>
+              <w:t>外键fk_consultations_user</w:t>
             </w:r>
             <w:proofErr w:type="spellEnd"/>
           </w:p>
@@ -10976,26 +9189,14 @@
               <w:rPr>
                 <w:sz w:val="17"/>
               </w:rPr>
-              <w:t>关联</w:t>
-            </w:r>
-            <w:r>
-              <w:rPr>
-                <w:sz w:val="17"/>
-              </w:rPr>
-              <w:t>users</w:t>
+              <w:t>关联users</w:t>
             </w:r>
             <w:proofErr w:type="spellEnd"/>
             <w:r>
               <w:rPr>
                 <w:sz w:val="17"/>
               </w:rPr>
-              <w:t>(id)</w:t>
-            </w:r>
-            <w:r>
-              <w:rPr>
-                <w:sz w:val="17"/>
-              </w:rPr>
-              <w:t>，</w:t>
+              <w:t>(id)，</w:t>
             </w:r>
             <w:proofErr w:type="spellStart"/>
             <w:r>
@@ -11097,25 +9298,7 @@
               <w:rPr>
                 <w:sz w:val="17"/>
               </w:rPr>
-              <w:t>外键</w:t>
-            </w:r>
-            <w:r>
-              <w:rPr>
-                <w:sz w:val="17"/>
-              </w:rPr>
-              <w:t>fk_consultations_participant</w:t>
-            </w:r>
-            <w:r>
-              <w:rPr>
-                <w:sz w:val="17"/>
-              </w:rPr>
-              <w:t>；普通索引</w:t>
-            </w:r>
-            <w:r>
-              <w:rPr>
-                <w:sz w:val="17"/>
-              </w:rPr>
-              <w:t>idx_consultations_plan_user</w:t>
+              <w:t>外键fk_consultations_participant；普通索引idx_consultations_plan_user</w:t>
             </w:r>
             <w:proofErr w:type="spellEnd"/>
           </w:p>
@@ -11134,26 +9317,14 @@
               <w:rPr>
                 <w:sz w:val="17"/>
               </w:rPr>
-              <w:t>关联</w:t>
-            </w:r>
-            <w:r>
-              <w:rPr>
-                <w:sz w:val="17"/>
-              </w:rPr>
-              <w:t>users</w:t>
+              <w:t>关联users</w:t>
             </w:r>
             <w:proofErr w:type="spellEnd"/>
             <w:r>
               <w:rPr>
                 <w:sz w:val="17"/>
               </w:rPr>
-              <w:t>(id)</w:t>
-            </w:r>
-            <w:r>
-              <w:rPr>
-                <w:sz w:val="17"/>
-              </w:rPr>
-              <w:t>，</w:t>
+              <w:t>(id)，</w:t>
             </w:r>
             <w:proofErr w:type="spellStart"/>
             <w:r>
@@ -11487,21 +9658,7 @@
                 <w:sz w:val="17"/>
                 <w:lang w:eastAsia="zh-CN"/>
               </w:rPr>
-              <w:t>咨询状态，默认</w:t>
-            </w:r>
-            <w:r>
-              <w:rPr>
-                <w:sz w:val="17"/>
-                <w:lang w:eastAsia="zh-CN"/>
-              </w:rPr>
-              <w:t>OPEN</w:t>
-            </w:r>
-            <w:r>
-              <w:rPr>
-                <w:sz w:val="17"/>
-                <w:lang w:eastAsia="zh-CN"/>
-              </w:rPr>
-              <w:t>。</w:t>
+              <w:t>咨询状态，默认OPEN。</w:t>
             </w:r>
           </w:p>
         </w:tc>
@@ -11539,14 +9696,7 @@
               <w:rPr>
                 <w:sz w:val="17"/>
               </w:rPr>
-              <w:t>timestam</w:t>
-            </w:r>
-            <w:r>
-              <w:rPr>
-                <w:sz w:val="17"/>
-              </w:rPr>
-              <w:lastRenderedPageBreak/>
-              <w:t>p</w:t>
+              <w:t>timestamp</w:t>
             </w:r>
           </w:p>
         </w:tc>
@@ -11563,7 +9713,6 @@
               <w:rPr>
                 <w:sz w:val="17"/>
               </w:rPr>
-              <w:lastRenderedPageBreak/>
               <w:t>-</w:t>
             </w:r>
           </w:p>
@@ -11581,14 +9730,7 @@
               <w:rPr>
                 <w:sz w:val="17"/>
               </w:rPr>
-              <w:t>current_timestam</w:t>
-            </w:r>
-            <w:r>
-              <w:rPr>
-                <w:sz w:val="17"/>
-              </w:rPr>
-              <w:lastRenderedPageBreak/>
-              <w:t>p</w:t>
+              <w:t>current_timestamp</w:t>
             </w:r>
           </w:p>
         </w:tc>
@@ -11605,7 +9747,6 @@
               <w:rPr>
                 <w:sz w:val="17"/>
               </w:rPr>
-              <w:lastRenderedPageBreak/>
               <w:t>-</w:t>
             </w:r>
           </w:p>
@@ -23550,7 +21691,7 @@
 </file>
 
 <file path=customXml/itemProps1.xml><?xml version="1.0" encoding="utf-8"?>
-<ds:datastoreItem xmlns:ds="http://schemas.openxmlformats.org/officeDocument/2006/customXml" ds:itemID="{1202C50D-2612-4F21-8E8B-FDE4CD2CBE8D}">
+<ds:datastoreItem xmlns:ds="http://schemas.openxmlformats.org/officeDocument/2006/customXml" ds:itemID="{A41130EF-314F-4233-8D3B-BC9B246236F2}">
   <ds:schemaRefs>
     <ds:schemaRef ds:uri="http://schemas.openxmlformats.org/officeDocument/2006/bibliography"/>
   </ds:schemaRefs>

--- a/公司旅行管理系统项目式样书-副本.docx
+++ b/公司旅行管理系统项目式样书-副本.docx
@@ -1554,15 +1554,415 @@
         <w:rPr>
           <w:lang w:eastAsia="zh-CN"/>
         </w:rPr>
-        <w:t>登录页包含员工编号输入框、密码输入框、密码显示按钮和登录按钮。用户点击登录后，前端调用登录接口；登录成功</w:t>
+        <w:t>登录页包含员工编号输入框、密码输入框、密码显示按钮和登录按钮。用户点击登录后，前端调用登录接口；登录成功跳转到旅游计划一览页，登录失败在页面显示错误提示。若用户已登录，再访问登录页时系统会自动进入旅游计划一览页。</w:t>
       </w:r>
-      <w:bookmarkStart w:id="0" w:name="_GoBack"/>
-      <w:bookmarkEnd w:id="0"/>
-      <w:r>
+    </w:p>
+    <w:p>
+      <w:pPr>
+        <w:spacing w:after="60" w:line="288" w:lineRule="auto"/>
         <w:rPr>
           <w:lang w:eastAsia="zh-CN"/>
         </w:rPr>
-        <w:t>跳转到旅游计划一览页，登录失败在页面显示错误提示。若用户已登录，再访问登录页时系统会自动进入旅游计划一览页。</w:t>
+      </w:pPr>
+      <w:r>
+        <w:rPr>
+          <w:noProof/>
+          <w:lang w:eastAsia="zh-CN"/>
+        </w:rPr>
+        <w:drawing>
+          <wp:inline distT="0" distB="0" distL="0" distR="0" wp14:anchorId="7DD6116E" wp14:editId="486CEB4E">
+            <wp:extent cx="1913369" cy="1563520"/>
+            <wp:effectExtent l="0" t="0" r="0" b="0"/>
+            <wp:docPr id="1" name="図 1"/>
+            <wp:cNvGraphicFramePr>
+              <a:graphicFrameLocks xmlns:a="http://schemas.openxmlformats.org/drawingml/2006/main" noChangeAspect="1"/>
+            </wp:cNvGraphicFramePr>
+            <a:graphic xmlns:a="http://schemas.openxmlformats.org/drawingml/2006/main">
+              <a:graphicData uri="http://schemas.openxmlformats.org/drawingml/2006/picture">
+                <pic:pic xmlns:pic="http://schemas.openxmlformats.org/drawingml/2006/picture">
+                  <pic:nvPicPr>
+                    <pic:cNvPr id="1" name=""/>
+                    <pic:cNvPicPr/>
+                  </pic:nvPicPr>
+                  <pic:blipFill>
+                    <a:blip r:embed="rId6"/>
+                    <a:stretch>
+                      <a:fillRect/>
+                    </a:stretch>
+                  </pic:blipFill>
+                  <pic:spPr>
+                    <a:xfrm>
+                      <a:off x="0" y="0"/>
+                      <a:ext cx="1930545" cy="1577555"/>
+                    </a:xfrm>
+                    <a:prstGeom prst="rect">
+                      <a:avLst/>
+                    </a:prstGeom>
+                  </pic:spPr>
+                </pic:pic>
+              </a:graphicData>
+            </a:graphic>
+          </wp:inline>
+        </w:drawing>
+      </w:r>
+    </w:p>
+    <w:p>
+      <w:pPr>
+        <w:spacing w:after="60" w:line="288" w:lineRule="auto"/>
+        <w:rPr>
+          <w:lang w:eastAsia="zh-CN"/>
+        </w:rPr>
+      </w:pPr>
+      <w:r>
+        <w:rPr>
+          <w:noProof/>
+          <w:lang w:eastAsia="zh-CN"/>
+        </w:rPr>
+        <w:drawing>
+          <wp:inline distT="0" distB="0" distL="0" distR="0" wp14:anchorId="4ECE7801" wp14:editId="4DB8FAFD">
+            <wp:extent cx="1908083" cy="1703962"/>
+            <wp:effectExtent l="0" t="0" r="0" b="0"/>
+            <wp:docPr id="2" name="図 2"/>
+            <wp:cNvGraphicFramePr>
+              <a:graphicFrameLocks xmlns:a="http://schemas.openxmlformats.org/drawingml/2006/main" noChangeAspect="1"/>
+            </wp:cNvGraphicFramePr>
+            <a:graphic xmlns:a="http://schemas.openxmlformats.org/drawingml/2006/main">
+              <a:graphicData uri="http://schemas.openxmlformats.org/drawingml/2006/picture">
+                <pic:pic xmlns:pic="http://schemas.openxmlformats.org/drawingml/2006/picture">
+                  <pic:nvPicPr>
+                    <pic:cNvPr id="1" name=""/>
+                    <pic:cNvPicPr/>
+                  </pic:nvPicPr>
+                  <pic:blipFill>
+                    <a:blip r:embed="rId7"/>
+                    <a:stretch>
+                      <a:fillRect/>
+                    </a:stretch>
+                  </pic:blipFill>
+                  <pic:spPr>
+                    <a:xfrm>
+                      <a:off x="0" y="0"/>
+                      <a:ext cx="1916766" cy="1711717"/>
+                    </a:xfrm>
+                    <a:prstGeom prst="rect">
+                      <a:avLst/>
+                    </a:prstGeom>
+                  </pic:spPr>
+                </pic:pic>
+              </a:graphicData>
+            </a:graphic>
+          </wp:inline>
+        </w:drawing>
+      </w:r>
+    </w:p>
+    <w:p>
+      <w:pPr>
+        <w:spacing w:after="60" w:line="288" w:lineRule="auto"/>
+        <w:rPr>
+          <w:lang w:eastAsia="zh-CN"/>
+        </w:rPr>
+      </w:pPr>
+      <w:r>
+        <w:rPr>
+          <w:noProof/>
+          <w:lang w:eastAsia="zh-CN"/>
+        </w:rPr>
+        <w:lastRenderedPageBreak/>
+        <w:drawing>
+          <wp:inline distT="0" distB="0" distL="0" distR="0" wp14:anchorId="7D453EF1" wp14:editId="22105BF1">
+            <wp:extent cx="5688330" cy="3732530"/>
+            <wp:effectExtent l="0" t="0" r="7620" b="1270"/>
+            <wp:docPr id="4" name="図 4"/>
+            <wp:cNvGraphicFramePr>
+              <a:graphicFrameLocks xmlns:a="http://schemas.openxmlformats.org/drawingml/2006/main" noChangeAspect="1"/>
+            </wp:cNvGraphicFramePr>
+            <a:graphic xmlns:a="http://schemas.openxmlformats.org/drawingml/2006/main">
+              <a:graphicData uri="http://schemas.openxmlformats.org/drawingml/2006/picture">
+                <pic:pic xmlns:pic="http://schemas.openxmlformats.org/drawingml/2006/picture">
+                  <pic:nvPicPr>
+                    <pic:cNvPr id="1" name=""/>
+                    <pic:cNvPicPr/>
+                  </pic:nvPicPr>
+                  <pic:blipFill>
+                    <a:blip r:embed="rId8"/>
+                    <a:stretch>
+                      <a:fillRect/>
+                    </a:stretch>
+                  </pic:blipFill>
+                  <pic:spPr>
+                    <a:xfrm>
+                      <a:off x="0" y="0"/>
+                      <a:ext cx="5688330" cy="3732530"/>
+                    </a:xfrm>
+                    <a:prstGeom prst="rect">
+                      <a:avLst/>
+                    </a:prstGeom>
+                  </pic:spPr>
+                </pic:pic>
+              </a:graphicData>
+            </a:graphic>
+          </wp:inline>
+        </w:drawing>
+      </w:r>
+    </w:p>
+    <w:p>
+      <w:pPr>
+        <w:spacing w:after="60" w:line="288" w:lineRule="auto"/>
+        <w:rPr>
+          <w:rFonts w:hint="eastAsia"/>
+          <w:lang w:eastAsia="zh-CN"/>
+        </w:rPr>
+      </w:pPr>
+      <w:r>
+        <w:rPr>
+          <w:rFonts w:hint="eastAsia"/>
+          <w:lang w:eastAsia="zh-CN"/>
+        </w:rPr>
+        <w:t>编辑：</w:t>
+      </w:r>
+    </w:p>
+    <w:p>
+      <w:pPr>
+        <w:spacing w:after="60" w:line="288" w:lineRule="auto"/>
+        <w:rPr>
+          <w:lang w:eastAsia="zh-CN"/>
+        </w:rPr>
+      </w:pPr>
+      <w:r>
+        <w:rPr>
+          <w:noProof/>
+          <w:lang w:eastAsia="zh-CN"/>
+        </w:rPr>
+        <w:drawing>
+          <wp:inline distT="0" distB="0" distL="0" distR="0" wp14:anchorId="2042F11F" wp14:editId="2C3EB4A5">
+            <wp:extent cx="5688330" cy="3732530"/>
+            <wp:effectExtent l="0" t="0" r="7620" b="1270"/>
+            <wp:docPr id="5" name="図 5"/>
+            <wp:cNvGraphicFramePr>
+              <a:graphicFrameLocks xmlns:a="http://schemas.openxmlformats.org/drawingml/2006/main" noChangeAspect="1"/>
+            </wp:cNvGraphicFramePr>
+            <a:graphic xmlns:a="http://schemas.openxmlformats.org/drawingml/2006/main">
+              <a:graphicData uri="http://schemas.openxmlformats.org/drawingml/2006/picture">
+                <pic:pic xmlns:pic="http://schemas.openxmlformats.org/drawingml/2006/picture">
+                  <pic:nvPicPr>
+                    <pic:cNvPr id="1" name=""/>
+                    <pic:cNvPicPr/>
+                  </pic:nvPicPr>
+                  <pic:blipFill>
+                    <a:blip r:embed="rId9"/>
+                    <a:stretch>
+                      <a:fillRect/>
+                    </a:stretch>
+                  </pic:blipFill>
+                  <pic:spPr>
+                    <a:xfrm>
+                      <a:off x="0" y="0"/>
+                      <a:ext cx="5688330" cy="3732530"/>
+                    </a:xfrm>
+                    <a:prstGeom prst="rect">
+                      <a:avLst/>
+                    </a:prstGeom>
+                  </pic:spPr>
+                </pic:pic>
+              </a:graphicData>
+            </a:graphic>
+          </wp:inline>
+        </w:drawing>
+      </w:r>
+    </w:p>
+    <w:p>
+      <w:pPr>
+        <w:spacing w:after="60" w:line="288" w:lineRule="auto"/>
+        <w:rPr>
+          <w:lang w:eastAsia="zh-CN"/>
+        </w:rPr>
+      </w:pPr>
+      <w:r>
+        <w:rPr>
+          <w:rFonts w:hint="eastAsia"/>
+          <w:lang w:eastAsia="zh-CN"/>
+        </w:rPr>
+        <w:t>新增：</w:t>
+      </w:r>
+    </w:p>
+    <w:p>
+      <w:pPr>
+        <w:spacing w:after="60" w:line="288" w:lineRule="auto"/>
+        <w:rPr>
+          <w:lang w:eastAsia="zh-CN"/>
+        </w:rPr>
+      </w:pPr>
+      <w:r>
+        <w:rPr>
+          <w:noProof/>
+          <w:lang w:eastAsia="zh-CN"/>
+        </w:rPr>
+        <w:lastRenderedPageBreak/>
+        <w:drawing>
+          <wp:inline distT="0" distB="0" distL="0" distR="0" wp14:anchorId="182F18AA" wp14:editId="39F088DF">
+            <wp:extent cx="5688330" cy="3732530"/>
+            <wp:effectExtent l="0" t="0" r="7620" b="1270"/>
+            <wp:docPr id="6" name="図 6"/>
+            <wp:cNvGraphicFramePr>
+              <a:graphicFrameLocks xmlns:a="http://schemas.openxmlformats.org/drawingml/2006/main" noChangeAspect="1"/>
+            </wp:cNvGraphicFramePr>
+            <a:graphic xmlns:a="http://schemas.openxmlformats.org/drawingml/2006/main">
+              <a:graphicData uri="http://schemas.openxmlformats.org/drawingml/2006/picture">
+                <pic:pic xmlns:pic="http://schemas.openxmlformats.org/drawingml/2006/picture">
+                  <pic:nvPicPr>
+                    <pic:cNvPr id="1" name=""/>
+                    <pic:cNvPicPr/>
+                  </pic:nvPicPr>
+                  <pic:blipFill>
+                    <a:blip r:embed="rId10"/>
+                    <a:stretch>
+                      <a:fillRect/>
+                    </a:stretch>
+                  </pic:blipFill>
+                  <pic:spPr>
+                    <a:xfrm>
+                      <a:off x="0" y="0"/>
+                      <a:ext cx="5688330" cy="3732530"/>
+                    </a:xfrm>
+                    <a:prstGeom prst="rect">
+                      <a:avLst/>
+                    </a:prstGeom>
+                  </pic:spPr>
+                </pic:pic>
+              </a:graphicData>
+            </a:graphic>
+          </wp:inline>
+        </w:drawing>
+      </w:r>
+    </w:p>
+    <w:p>
+      <w:pPr>
+        <w:spacing w:after="60" w:line="288" w:lineRule="auto"/>
+        <w:rPr>
+          <w:lang w:eastAsia="zh-CN"/>
+        </w:rPr>
+      </w:pPr>
+      <w:r>
+        <w:rPr>
+          <w:rFonts w:hint="eastAsia"/>
+          <w:lang w:eastAsia="zh-CN"/>
+        </w:rPr>
+        <w:t>点击旅游计划编号：</w:t>
+      </w:r>
+    </w:p>
+    <w:p>
+      <w:pPr>
+        <w:spacing w:after="60" w:line="288" w:lineRule="auto"/>
+        <w:rPr>
+          <w:lang w:eastAsia="zh-CN"/>
+        </w:rPr>
+      </w:pPr>
+      <w:r>
+        <w:rPr>
+          <w:noProof/>
+          <w:lang w:eastAsia="zh-CN"/>
+        </w:rPr>
+        <w:drawing>
+          <wp:inline distT="0" distB="0" distL="0" distR="0" wp14:anchorId="4353B7F3" wp14:editId="4E5974B7">
+            <wp:extent cx="5688330" cy="4051935"/>
+            <wp:effectExtent l="0" t="0" r="7620" b="5715"/>
+            <wp:docPr id="7" name="図 7"/>
+            <wp:cNvGraphicFramePr>
+              <a:graphicFrameLocks xmlns:a="http://schemas.openxmlformats.org/drawingml/2006/main" noChangeAspect="1"/>
+            </wp:cNvGraphicFramePr>
+            <a:graphic xmlns:a="http://schemas.openxmlformats.org/drawingml/2006/main">
+              <a:graphicData uri="http://schemas.openxmlformats.org/drawingml/2006/picture">
+                <pic:pic xmlns:pic="http://schemas.openxmlformats.org/drawingml/2006/picture">
+                  <pic:nvPicPr>
+                    <pic:cNvPr id="1" name=""/>
+                    <pic:cNvPicPr/>
+                  </pic:nvPicPr>
+                  <pic:blipFill>
+                    <a:blip r:embed="rId11"/>
+                    <a:stretch>
+                      <a:fillRect/>
+                    </a:stretch>
+                  </pic:blipFill>
+                  <pic:spPr>
+                    <a:xfrm>
+                      <a:off x="0" y="0"/>
+                      <a:ext cx="5688330" cy="4051935"/>
+                    </a:xfrm>
+                    <a:prstGeom prst="rect">
+                      <a:avLst/>
+                    </a:prstGeom>
+                  </pic:spPr>
+                </pic:pic>
+              </a:graphicData>
+            </a:graphic>
+          </wp:inline>
+        </w:drawing>
+      </w:r>
+    </w:p>
+    <w:p>
+      <w:pPr>
+        <w:spacing w:after="60" w:line="288" w:lineRule="auto"/>
+        <w:rPr>
+          <w:lang w:eastAsia="zh-CN"/>
+        </w:rPr>
+      </w:pPr>
+      <w:r>
+        <w:rPr>
+          <w:rFonts w:hint="eastAsia"/>
+          <w:lang w:eastAsia="zh-CN"/>
+        </w:rPr>
+        <w:t>申请旅游计划：</w:t>
+      </w:r>
+    </w:p>
+    <w:p>
+      <w:pPr>
+        <w:spacing w:after="60" w:line="288" w:lineRule="auto"/>
+        <w:rPr>
+          <w:rFonts w:hint="eastAsia"/>
+          <w:lang w:eastAsia="zh-CN"/>
+        </w:rPr>
+      </w:pPr>
+      <w:r>
+        <w:rPr>
+          <w:noProof/>
+          <w:lang w:eastAsia="zh-CN"/>
+        </w:rPr>
+        <w:lastRenderedPageBreak/>
+        <w:drawing>
+          <wp:inline distT="0" distB="0" distL="0" distR="0" wp14:anchorId="38A0807A" wp14:editId="20F463F2">
+            <wp:extent cx="5688330" cy="4051935"/>
+            <wp:effectExtent l="0" t="0" r="7620" b="5715"/>
+            <wp:docPr id="8" name="図 8"/>
+            <wp:cNvGraphicFramePr>
+              <a:graphicFrameLocks xmlns:a="http://schemas.openxmlformats.org/drawingml/2006/main" noChangeAspect="1"/>
+            </wp:cNvGraphicFramePr>
+            <a:graphic xmlns:a="http://schemas.openxmlformats.org/drawingml/2006/main">
+              <a:graphicData uri="http://schemas.openxmlformats.org/drawingml/2006/picture">
+                <pic:pic xmlns:pic="http://schemas.openxmlformats.org/drawingml/2006/picture">
+                  <pic:nvPicPr>
+                    <pic:cNvPr id="1" name=""/>
+                    <pic:cNvPicPr/>
+                  </pic:nvPicPr>
+                  <pic:blipFill>
+                    <a:blip r:embed="rId12"/>
+                    <a:stretch>
+                      <a:fillRect/>
+                    </a:stretch>
+                  </pic:blipFill>
+                  <pic:spPr>
+                    <a:xfrm>
+                      <a:off x="0" y="0"/>
+                      <a:ext cx="5688330" cy="4051935"/>
+                    </a:xfrm>
+                    <a:prstGeom prst="rect">
+                      <a:avLst/>
+                    </a:prstGeom>
+                  </pic:spPr>
+                </pic:pic>
+              </a:graphicData>
+            </a:graphic>
+          </wp:inline>
+        </w:drawing>
       </w:r>
     </w:p>
     <w:p>
@@ -1608,7 +2008,15 @@
         <w:rPr>
           <w:lang w:eastAsia="zh-CN"/>
         </w:rPr>
-        <w:t>列表上方提供关键字输入框、状态下拉框、排序下拉框和搜索按钮，点击搜索后刷新计划列表。管理员额外显示添加旅游计划按钮，点击后打开旅行计划弹窗。</w:t>
+        <w:t>列表上方提供关键字输入</w:t>
+      </w:r>
+      <w:bookmarkStart w:id="0" w:name="_GoBack"/>
+      <w:bookmarkEnd w:id="0"/>
+      <w:r>
+        <w:rPr>
+          <w:lang w:eastAsia="zh-CN"/>
+        </w:rPr>
+        <w:t>框、状态下拉框、排序下拉框和搜索按钮，点击搜索后刷新计划列表。管理员额外显示添加旅游计划按钮，点击后打开旅行计划弹窗。</w:t>
       </w:r>
     </w:p>
     <w:p>
@@ -21691,7 +22099,7 @@
 </file>
 
 <file path=customXml/itemProps1.xml><?xml version="1.0" encoding="utf-8"?>
-<ds:datastoreItem xmlns:ds="http://schemas.openxmlformats.org/officeDocument/2006/customXml" ds:itemID="{A41130EF-314F-4233-8D3B-BC9B246236F2}">
+<ds:datastoreItem xmlns:ds="http://schemas.openxmlformats.org/officeDocument/2006/customXml" ds:itemID="{05346540-31E8-4073-AA7E-B4FAE0E1202D}">
   <ds:schemaRefs>
     <ds:schemaRef ds:uri="http://schemas.openxmlformats.org/officeDocument/2006/bibliography"/>
   </ds:schemaRefs>
